--- a/docs/package/sales/iNXT_BrokerVerse_FAQ_and_Objection_Handling.docx
+++ b/docs/package/sales/iNXT_BrokerVerse_FAQ_and_Objection_Handling.docx
@@ -10,7 +10,7 @@
       <w:r>
         <w:rPr/>
         <w:drawing>
-          <wp:anchor behindDoc="1" distT="0" distB="0" distL="0" distR="0" simplePos="0" locked="0" layoutInCell="0" allowOverlap="1" relativeHeight="25">
+          <wp:anchor behindDoc="1" distT="0" distB="0" distL="0" distR="0" simplePos="0" locked="0" layoutInCell="0" allowOverlap="1" relativeHeight="24">
             <wp:simplePos x="0" y="0"/>
             <wp:positionH relativeFrom="margin">
               <wp:posOffset>-914400</wp:posOffset>
@@ -55,7 +55,7 @@
           </wp:anchor>
         </w:drawing>
         <w:drawing>
-          <wp:anchor behindDoc="1" distT="0" distB="0" distL="0" distR="0" simplePos="0" locked="0" layoutInCell="0" allowOverlap="1" relativeHeight="36">
+          <wp:anchor behindDoc="1" distT="0" distB="0" distL="0" distR="0" simplePos="0" locked="0" layoutInCell="0" allowOverlap="1" relativeHeight="35">
             <wp:simplePos x="0" y="0"/>
             <wp:positionH relativeFrom="margin">
               <wp:align>center</wp:align>
@@ -111,7 +111,7 @@
         <mc:AlternateContent>
           <mc:Choice Requires="wps">
             <w:drawing>
-              <wp:anchor behindDoc="0" distT="45720" distB="45720" distL="114300" distR="114300" simplePos="0" locked="0" layoutInCell="0" allowOverlap="1" relativeHeight="26" wp14:anchorId="3D43415C">
+              <wp:anchor behindDoc="0" distT="45720" distB="45720" distL="114300" distR="114300" simplePos="0" locked="0" layoutInCell="0" allowOverlap="1" relativeHeight="25" wp14:anchorId="3D43415C">
                 <wp:simplePos x="0" y="0"/>
                 <wp:positionH relativeFrom="page">
                   <wp:posOffset>194310</wp:posOffset>
@@ -226,7 +226,7 @@
         <mc:AlternateContent>
           <mc:Choice Requires="wps">
             <w:drawing>
-              <wp:anchor behindDoc="0" distT="45720" distB="45720" distL="113030" distR="114935" simplePos="0" locked="0" layoutInCell="0" allowOverlap="1" relativeHeight="28" wp14:anchorId="58C23128">
+              <wp:anchor behindDoc="0" distT="45720" distB="45720" distL="113030" distR="114935" simplePos="0" locked="0" layoutInCell="0" allowOverlap="1" relativeHeight="27" wp14:anchorId="58C23128">
                 <wp:simplePos x="0" y="0"/>
                 <wp:positionH relativeFrom="page">
                   <wp:posOffset>3094990</wp:posOffset>
@@ -341,7 +341,7 @@
         <mc:AlternateContent>
           <mc:Choice Requires="wps">
             <w:drawing>
-              <wp:anchor behindDoc="0" distT="45720" distB="45720" distL="114300" distR="113665" simplePos="0" locked="0" layoutInCell="0" allowOverlap="1" relativeHeight="30" wp14:anchorId="1BF25123">
+              <wp:anchor behindDoc="0" distT="45720" distB="45720" distL="114300" distR="113665" simplePos="0" locked="0" layoutInCell="0" allowOverlap="1" relativeHeight="29" wp14:anchorId="1BF25123">
                 <wp:simplePos x="0" y="0"/>
                 <wp:positionH relativeFrom="page">
                   <wp:posOffset>4992370</wp:posOffset>
@@ -456,7 +456,7 @@
         <mc:AlternateContent>
           <mc:Choice Requires="wps">
             <w:drawing>
-              <wp:anchor behindDoc="0" distT="45720" distB="46355" distL="114300" distR="114300" simplePos="0" locked="0" layoutInCell="0" allowOverlap="1" relativeHeight="32" wp14:anchorId="01DE2BF4">
+              <wp:anchor behindDoc="0" distT="45720" distB="46355" distL="114300" distR="114300" simplePos="0" locked="0" layoutInCell="0" allowOverlap="1" relativeHeight="31" wp14:anchorId="01DE2BF4">
                 <wp:simplePos x="0" y="0"/>
                 <wp:positionH relativeFrom="margin">
                   <wp:align>center</wp:align>
@@ -601,7 +601,7 @@
         <mc:AlternateContent>
           <mc:Choice Requires="wps">
             <w:drawing>
-              <wp:anchor behindDoc="0" distT="45720" distB="50800" distL="114300" distR="114300" simplePos="0" locked="0" layoutInCell="0" allowOverlap="1" relativeHeight="34" wp14:anchorId="204C02CC">
+              <wp:anchor behindDoc="0" distT="45720" distB="50800" distL="114300" distR="114300" simplePos="0" locked="0" layoutInCell="0" allowOverlap="1" relativeHeight="33" wp14:anchorId="204C02CC">
                 <wp:simplePos x="0" y="0"/>
                 <wp:positionH relativeFrom="margin">
                   <wp:align>center</wp:align>
@@ -789,7 +789,7 @@
             </w:rPr>
             <w:fldChar w:fldCharType="separate"/>
           </w:r>
-          <w:hyperlink w:anchor="__RefHeading___Toc1116_2701270994">
+          <w:hyperlink w:anchor="__RefHeading___Toc100553_3949650649">
             <w:r>
               <w:rPr>
                 <w:webHidden/>
@@ -824,7 +824,7 @@
             </w:tabs>
             <w:rPr/>
           </w:pPr>
-          <w:hyperlink w:anchor="__RefHeading___Toc1118_2701270994">
+          <w:hyperlink w:anchor="__RefHeading___Toc100555_3949650649">
             <w:r>
               <w:rPr>
                 <w:webHidden/>
@@ -853,7 +853,7 @@
             </w:tabs>
             <w:rPr/>
           </w:pPr>
-          <w:hyperlink w:anchor="__RefHeading___Toc1120_2701270994">
+          <w:hyperlink w:anchor="__RefHeading___Toc100557_3949650649">
             <w:r>
               <w:rPr>
                 <w:webHidden/>
@@ -875,7 +875,7 @@
             </w:tabs>
             <w:rPr/>
           </w:pPr>
-          <w:hyperlink w:anchor="__RefHeading___Toc1122_2701270994">
+          <w:hyperlink w:anchor="__RefHeading___Toc100559_3949650649">
             <w:r>
               <w:rPr>
                 <w:webHidden/>
@@ -897,7 +897,7 @@
             </w:tabs>
             <w:rPr/>
           </w:pPr>
-          <w:hyperlink w:anchor="__RefHeading___Toc1124_2701270994">
+          <w:hyperlink w:anchor="__RefHeading___Toc100561_3949650649">
             <w:r>
               <w:rPr>
                 <w:webHidden/>
@@ -919,7 +919,7 @@
             </w:tabs>
             <w:rPr/>
           </w:pPr>
-          <w:hyperlink w:anchor="__RefHeading___Toc1126_2701270994">
+          <w:hyperlink w:anchor="__RefHeading___Toc100563_3949650649">
             <w:r>
               <w:rPr>
                 <w:webHidden/>
@@ -941,7 +941,7 @@
             </w:tabs>
             <w:rPr/>
           </w:pPr>
-          <w:hyperlink w:anchor="__RefHeading___Toc1128_2701270994">
+          <w:hyperlink w:anchor="__RefHeading___Toc100565_3949650649">
             <w:r>
               <w:rPr>
                 <w:webHidden/>
@@ -963,7 +963,7 @@
             </w:tabs>
             <w:rPr/>
           </w:pPr>
-          <w:hyperlink w:anchor="__RefHeading___Toc1130_2701270994">
+          <w:hyperlink w:anchor="__RefHeading___Toc100567_3949650649">
             <w:r>
               <w:rPr>
                 <w:webHidden/>
@@ -985,7 +985,7 @@
             </w:tabs>
             <w:rPr/>
           </w:pPr>
-          <w:hyperlink w:anchor="__RefHeading___Toc1132_2701270994">
+          <w:hyperlink w:anchor="__RefHeading___Toc100569_3949650649">
             <w:r>
               <w:rPr>
                 <w:webHidden/>
@@ -1007,7 +1007,7 @@
             </w:tabs>
             <w:rPr/>
           </w:pPr>
-          <w:hyperlink w:anchor="__RefHeading___Toc1134_2701270994">
+          <w:hyperlink w:anchor="__RefHeading___Toc100571_3949650649">
             <w:r>
               <w:rPr>
                 <w:webHidden/>
@@ -1029,7 +1029,7 @@
             </w:tabs>
             <w:rPr/>
           </w:pPr>
-          <w:hyperlink w:anchor="__RefHeading___Toc1136_2701270994">
+          <w:hyperlink w:anchor="__RefHeading___Toc100573_3949650649">
             <w:r>
               <w:rPr>
                 <w:webHidden/>
@@ -1051,7 +1051,7 @@
             </w:tabs>
             <w:rPr/>
           </w:pPr>
-          <w:hyperlink w:anchor="__RefHeading___Toc1138_2701270994">
+          <w:hyperlink w:anchor="__RefHeading___Toc100575_3949650649">
             <w:r>
               <w:rPr>
                 <w:webHidden/>
@@ -1073,7 +1073,7 @@
             </w:tabs>
             <w:rPr/>
           </w:pPr>
-          <w:hyperlink w:anchor="__RefHeading___Toc1140_2701270994">
+          <w:hyperlink w:anchor="__RefHeading___Toc100577_3949650649">
             <w:r>
               <w:rPr>
                 <w:webHidden/>
@@ -1095,7 +1095,7 @@
             </w:tabs>
             <w:rPr/>
           </w:pPr>
-          <w:hyperlink w:anchor="__RefHeading___Toc1142_2701270994">
+          <w:hyperlink w:anchor="__RefHeading___Toc100579_3949650649">
             <w:r>
               <w:rPr>
                 <w:webHidden/>
@@ -1117,7 +1117,7 @@
             </w:tabs>
             <w:rPr/>
           </w:pPr>
-          <w:hyperlink w:anchor="__RefHeading___Toc1144_2701270994">
+          <w:hyperlink w:anchor="__RefHeading___Toc100581_3949650649">
             <w:r>
               <w:rPr>
                 <w:webHidden/>
@@ -1139,7 +1139,7 @@
             </w:tabs>
             <w:rPr/>
           </w:pPr>
-          <w:hyperlink w:anchor="__RefHeading___Toc1146_2701270994">
+          <w:hyperlink w:anchor="__RefHeading___Toc100583_3949650649">
             <w:r>
               <w:rPr>
                 <w:webHidden/>
@@ -1161,7 +1161,7 @@
             </w:tabs>
             <w:rPr/>
           </w:pPr>
-          <w:hyperlink w:anchor="__RefHeading___Toc1148_2701270994">
+          <w:hyperlink w:anchor="__RefHeading___Toc100585_3949650649">
             <w:r>
               <w:rPr>
                 <w:webHidden/>
@@ -1183,7 +1183,7 @@
             </w:tabs>
             <w:rPr/>
           </w:pPr>
-          <w:hyperlink w:anchor="__RefHeading___Toc1150_2701270994">
+          <w:hyperlink w:anchor="__RefHeading___Toc100587_3949650649">
             <w:r>
               <w:rPr>
                 <w:webHidden/>
@@ -1205,7 +1205,7 @@
             </w:tabs>
             <w:rPr/>
           </w:pPr>
-          <w:hyperlink w:anchor="__RefHeading___Toc1152_2701270994">
+          <w:hyperlink w:anchor="__RefHeading___Toc100589_3949650649">
             <w:r>
               <w:rPr>
                 <w:webHidden/>
@@ -1227,7 +1227,7 @@
             </w:tabs>
             <w:rPr/>
           </w:pPr>
-          <w:hyperlink w:anchor="__RefHeading___Toc1154_2701270994">
+          <w:hyperlink w:anchor="__RefHeading___Toc100591_3949650649">
             <w:r>
               <w:rPr>
                 <w:webHidden/>
@@ -1249,7 +1249,7 @@
             </w:tabs>
             <w:rPr/>
           </w:pPr>
-          <w:hyperlink w:anchor="__RefHeading___Toc1156_2701270994">
+          <w:hyperlink w:anchor="__RefHeading___Toc100593_3949650649">
             <w:r>
               <w:rPr>
                 <w:webHidden/>
@@ -1271,7 +1271,7 @@
             </w:tabs>
             <w:rPr/>
           </w:pPr>
-          <w:hyperlink w:anchor="__RefHeading___Toc1158_2701270994">
+          <w:hyperlink w:anchor="__RefHeading___Toc100595_3949650649">
             <w:r>
               <w:rPr>
                 <w:webHidden/>
@@ -1293,7 +1293,7 @@
             </w:tabs>
             <w:rPr/>
           </w:pPr>
-          <w:hyperlink w:anchor="__RefHeading___Toc1160_2701270994">
+          <w:hyperlink w:anchor="__RefHeading___Toc100597_3949650649">
             <w:r>
               <w:rPr>
                 <w:webHidden/>
@@ -1315,7 +1315,7 @@
             </w:tabs>
             <w:rPr/>
           </w:pPr>
-          <w:hyperlink w:anchor="__RefHeading___Toc1162_2701270994">
+          <w:hyperlink w:anchor="__RefHeading___Toc100599_3949650649">
             <w:r>
               <w:rPr>
                 <w:webHidden/>
@@ -1337,7 +1337,7 @@
             </w:tabs>
             <w:rPr/>
           </w:pPr>
-          <w:hyperlink w:anchor="__RefHeading___Toc1164_2701270994">
+          <w:hyperlink w:anchor="__RefHeading___Toc100601_3949650649">
             <w:r>
               <w:rPr>
                 <w:webHidden/>
@@ -1359,7 +1359,7 @@
             </w:tabs>
             <w:rPr/>
           </w:pPr>
-          <w:hyperlink w:anchor="__RefHeading___Toc1166_2701270994">
+          <w:hyperlink w:anchor="__RefHeading___Toc100603_3949650649">
             <w:r>
               <w:rPr>
                 <w:webHidden/>
@@ -1381,7 +1381,7 @@
             </w:tabs>
             <w:rPr/>
           </w:pPr>
-          <w:hyperlink w:anchor="__RefHeading___Toc1168_2701270994">
+          <w:hyperlink w:anchor="__RefHeading___Toc100605_3949650649">
             <w:r>
               <w:rPr>
                 <w:webHidden/>
@@ -1403,7 +1403,7 @@
             </w:tabs>
             <w:rPr/>
           </w:pPr>
-          <w:hyperlink w:anchor="__RefHeading___Toc1170_2701270994">
+          <w:hyperlink w:anchor="__RefHeading___Toc100607_3949650649">
             <w:r>
               <w:rPr>
                 <w:webHidden/>
@@ -1425,7 +1425,7 @@
             </w:tabs>
             <w:rPr/>
           </w:pPr>
-          <w:hyperlink w:anchor="__RefHeading___Toc1172_2701270994">
+          <w:hyperlink w:anchor="__RefHeading___Toc100609_3949650649">
             <w:r>
               <w:rPr>
                 <w:webHidden/>
@@ -1447,7 +1447,7 @@
             </w:tabs>
             <w:rPr/>
           </w:pPr>
-          <w:hyperlink w:anchor="__RefHeading___Toc1174_2701270994">
+          <w:hyperlink w:anchor="__RefHeading___Toc100611_3949650649">
             <w:r>
               <w:rPr>
                 <w:webHidden/>
@@ -1469,7 +1469,7 @@
             </w:tabs>
             <w:rPr/>
           </w:pPr>
-          <w:hyperlink w:anchor="__RefHeading___Toc1176_2701270994">
+          <w:hyperlink w:anchor="__RefHeading___Toc100613_3949650649">
             <w:r>
               <w:rPr>
                 <w:webHidden/>
@@ -1491,7 +1491,7 @@
             </w:tabs>
             <w:rPr/>
           </w:pPr>
-          <w:hyperlink w:anchor="__RefHeading___Toc1178_2701270994">
+          <w:hyperlink w:anchor="__RefHeading___Toc100615_3949650649">
             <w:r>
               <w:rPr>
                 <w:webHidden/>
@@ -1513,7 +1513,7 @@
             </w:tabs>
             <w:rPr/>
           </w:pPr>
-          <w:hyperlink w:anchor="__RefHeading___Toc1180_2701270994">
+          <w:hyperlink w:anchor="__RefHeading___Toc100617_3949650649">
             <w:r>
               <w:rPr>
                 <w:webHidden/>
@@ -1535,7 +1535,7 @@
             </w:tabs>
             <w:rPr/>
           </w:pPr>
-          <w:hyperlink w:anchor="__RefHeading___Toc1182_2701270994">
+          <w:hyperlink w:anchor="__RefHeading___Toc100619_3949650649">
             <w:r>
               <w:rPr>
                 <w:webHidden/>
@@ -1557,7 +1557,7 @@
             </w:tabs>
             <w:rPr/>
           </w:pPr>
-          <w:hyperlink w:anchor="__RefHeading___Toc1184_2701270994">
+          <w:hyperlink w:anchor="__RefHeading___Toc100621_3949650649">
             <w:r>
               <w:rPr>
                 <w:webHidden/>
@@ -1579,7 +1579,7 @@
             </w:tabs>
             <w:rPr/>
           </w:pPr>
-          <w:hyperlink w:anchor="__RefHeading___Toc1186_2701270994">
+          <w:hyperlink w:anchor="__RefHeading___Toc100623_3949650649">
             <w:r>
               <w:rPr>
                 <w:webHidden/>
@@ -1601,7 +1601,7 @@
             </w:tabs>
             <w:rPr/>
           </w:pPr>
-          <w:hyperlink w:anchor="__RefHeading___Toc1188_2701270994">
+          <w:hyperlink w:anchor="__RefHeading___Toc100625_3949650649">
             <w:r>
               <w:rPr>
                 <w:webHidden/>
@@ -1623,7 +1623,7 @@
             </w:tabs>
             <w:rPr/>
           </w:pPr>
-          <w:hyperlink w:anchor="__RefHeading___Toc1190_2701270994">
+          <w:hyperlink w:anchor="__RefHeading___Toc100627_3949650649">
             <w:r>
               <w:rPr>
                 <w:webHidden/>
@@ -1645,7 +1645,7 @@
             </w:tabs>
             <w:rPr/>
           </w:pPr>
-          <w:hyperlink w:anchor="__RefHeading___Toc1192_2701270994">
+          <w:hyperlink w:anchor="__RefHeading___Toc100629_3949650649">
             <w:r>
               <w:rPr>
                 <w:webHidden/>
@@ -1667,7 +1667,7 @@
             </w:tabs>
             <w:rPr/>
           </w:pPr>
-          <w:hyperlink w:anchor="__RefHeading___Toc1194_2701270994">
+          <w:hyperlink w:anchor="__RefHeading___Toc100631_3949650649">
             <w:r>
               <w:rPr>
                 <w:webHidden/>
@@ -1689,7 +1689,7 @@
             </w:tabs>
             <w:rPr/>
           </w:pPr>
-          <w:hyperlink w:anchor="__RefHeading___Toc1196_2701270994">
+          <w:hyperlink w:anchor="__RefHeading___Toc100633_3949650649">
             <w:r>
               <w:rPr>
                 <w:webHidden/>
@@ -1711,7 +1711,7 @@
             </w:tabs>
             <w:rPr/>
           </w:pPr>
-          <w:hyperlink w:anchor="__RefHeading___Toc1198_2701270994">
+          <w:hyperlink w:anchor="__RefHeading___Toc100635_3949650649">
             <w:r>
               <w:rPr>
                 <w:webHidden/>
@@ -1733,7 +1733,7 @@
             </w:tabs>
             <w:rPr/>
           </w:pPr>
-          <w:hyperlink w:anchor="__RefHeading___Toc1200_2701270994">
+          <w:hyperlink w:anchor="__RefHeading___Toc100637_3949650649">
             <w:r>
               <w:rPr>
                 <w:webHidden/>
@@ -1755,7 +1755,7 @@
             </w:tabs>
             <w:rPr/>
           </w:pPr>
-          <w:hyperlink w:anchor="__RefHeading___Toc1202_2701270994">
+          <w:hyperlink w:anchor="__RefHeading___Toc100639_3949650649">
             <w:r>
               <w:rPr>
                 <w:webHidden/>
@@ -1777,7 +1777,7 @@
             </w:tabs>
             <w:rPr/>
           </w:pPr>
-          <w:hyperlink w:anchor="__RefHeading___Toc1204_2701270994">
+          <w:hyperlink w:anchor="__RefHeading___Toc100641_3949650649">
             <w:r>
               <w:rPr>
                 <w:webHidden/>
@@ -1799,7 +1799,7 @@
             </w:tabs>
             <w:rPr/>
           </w:pPr>
-          <w:hyperlink w:anchor="__RefHeading___Toc1206_2701270994">
+          <w:hyperlink w:anchor="__RefHeading___Toc100643_3949650649">
             <w:r>
               <w:rPr>
                 <w:webHidden/>
@@ -1821,7 +1821,7 @@
             </w:tabs>
             <w:rPr/>
           </w:pPr>
-          <w:hyperlink w:anchor="__RefHeading___Toc1208_2701270994">
+          <w:hyperlink w:anchor="__RefHeading___Toc100645_3949650649">
             <w:r>
               <w:rPr>
                 <w:webHidden/>
@@ -1843,7 +1843,7 @@
             </w:tabs>
             <w:rPr/>
           </w:pPr>
-          <w:hyperlink w:anchor="__RefHeading___Toc1210_2701270994">
+          <w:hyperlink w:anchor="__RefHeading___Toc100647_3949650649">
             <w:r>
               <w:rPr>
                 <w:webHidden/>
@@ -1865,7 +1865,7 @@
             </w:tabs>
             <w:rPr/>
           </w:pPr>
-          <w:hyperlink w:anchor="__RefHeading___Toc1212_2701270994">
+          <w:hyperlink w:anchor="__RefHeading___Toc100649_3949650649">
             <w:r>
               <w:rPr>
                 <w:webHidden/>
@@ -1887,7 +1887,7 @@
             </w:tabs>
             <w:rPr/>
           </w:pPr>
-          <w:hyperlink w:anchor="__RefHeading___Toc1214_2701270994">
+          <w:hyperlink w:anchor="__RefHeading___Toc100651_3949650649">
             <w:r>
               <w:rPr>
                 <w:webHidden/>
@@ -1909,7 +1909,7 @@
             </w:tabs>
             <w:rPr/>
           </w:pPr>
-          <w:hyperlink w:anchor="__RefHeading___Toc1216_2701270994">
+          <w:hyperlink w:anchor="__RefHeading___Toc100653_3949650649">
             <w:r>
               <w:rPr>
                 <w:webHidden/>
@@ -1931,7 +1931,7 @@
             </w:tabs>
             <w:rPr/>
           </w:pPr>
-          <w:hyperlink w:anchor="__RefHeading___Toc1218_2701270994">
+          <w:hyperlink w:anchor="__RefHeading___Toc100655_3949650649">
             <w:r>
               <w:rPr>
                 <w:webHidden/>
@@ -1953,7 +1953,7 @@
             </w:tabs>
             <w:rPr/>
           </w:pPr>
-          <w:hyperlink w:anchor="__RefHeading___Toc1220_2701270994">
+          <w:hyperlink w:anchor="__RefHeading___Toc100657_3949650649">
             <w:r>
               <w:rPr>
                 <w:webHidden/>
@@ -1975,7 +1975,7 @@
             </w:tabs>
             <w:rPr/>
           </w:pPr>
-          <w:hyperlink w:anchor="__RefHeading___Toc1222_2701270994">
+          <w:hyperlink w:anchor="__RefHeading___Toc100659_3949650649">
             <w:r>
               <w:rPr>
                 <w:webHidden/>
@@ -1997,7 +1997,7 @@
             </w:tabs>
             <w:rPr/>
           </w:pPr>
-          <w:hyperlink w:anchor="__RefHeading___Toc1224_2701270994">
+          <w:hyperlink w:anchor="__RefHeading___Toc100661_3949650649">
             <w:r>
               <w:rPr>
                 <w:webHidden/>
@@ -2019,7 +2019,7 @@
             </w:tabs>
             <w:rPr/>
           </w:pPr>
-          <w:hyperlink w:anchor="__RefHeading___Toc1226_2701270994">
+          <w:hyperlink w:anchor="__RefHeading___Toc100663_3949650649">
             <w:r>
               <w:rPr>
                 <w:webHidden/>
@@ -2041,7 +2041,7 @@
             </w:tabs>
             <w:rPr/>
           </w:pPr>
-          <w:hyperlink w:anchor="__RefHeading___Toc1228_2701270994">
+          <w:hyperlink w:anchor="__RefHeading___Toc100665_3949650649">
             <w:r>
               <w:rPr>
                 <w:webHidden/>
@@ -2063,7 +2063,7 @@
             </w:tabs>
             <w:rPr/>
           </w:pPr>
-          <w:hyperlink w:anchor="__RefHeading___Toc1230_2701270994">
+          <w:hyperlink w:anchor="__RefHeading___Toc100667_3949650649">
             <w:r>
               <w:rPr>
                 <w:webHidden/>
@@ -2085,7 +2085,7 @@
             </w:tabs>
             <w:rPr/>
           </w:pPr>
-          <w:hyperlink w:anchor="__RefHeading___Toc1232_2701270994">
+          <w:hyperlink w:anchor="__RefHeading___Toc100669_3949650649">
             <w:r>
               <w:rPr>
                 <w:webHidden/>
@@ -2107,7 +2107,7 @@
             </w:tabs>
             <w:rPr/>
           </w:pPr>
-          <w:hyperlink w:anchor="__RefHeading___Toc1234_2701270994">
+          <w:hyperlink w:anchor="__RefHeading___Toc100671_3949650649">
             <w:r>
               <w:rPr>
                 <w:webHidden/>
@@ -2129,7 +2129,7 @@
             </w:tabs>
             <w:rPr/>
           </w:pPr>
-          <w:hyperlink w:anchor="__RefHeading___Toc1236_2701270994">
+          <w:hyperlink w:anchor="__RefHeading___Toc100673_3949650649">
             <w:r>
               <w:rPr>
                 <w:webHidden/>
@@ -2151,7 +2151,7 @@
             </w:tabs>
             <w:rPr/>
           </w:pPr>
-          <w:hyperlink w:anchor="__RefHeading___Toc1238_2701270994">
+          <w:hyperlink w:anchor="__RefHeading___Toc100675_3949650649">
             <w:r>
               <w:rPr>
                 <w:webHidden/>
@@ -2173,7 +2173,7 @@
             </w:tabs>
             <w:rPr/>
           </w:pPr>
-          <w:hyperlink w:anchor="__RefHeading___Toc1240_2701270994">
+          <w:hyperlink w:anchor="__RefHeading___Toc100677_3949650649">
             <w:r>
               <w:rPr>
                 <w:webHidden/>
@@ -2195,7 +2195,7 @@
             </w:tabs>
             <w:rPr/>
           </w:pPr>
-          <w:hyperlink w:anchor="__RefHeading___Toc1242_2701270994">
+          <w:hyperlink w:anchor="__RefHeading___Toc100679_3949650649">
             <w:r>
               <w:rPr>
                 <w:webHidden/>
@@ -2217,7 +2217,7 @@
             </w:tabs>
             <w:rPr/>
           </w:pPr>
-          <w:hyperlink w:anchor="__RefHeading___Toc1244_2701270994">
+          <w:hyperlink w:anchor="__RefHeading___Toc100681_3949650649">
             <w:r>
               <w:rPr>
                 <w:webHidden/>
@@ -2239,7 +2239,7 @@
             </w:tabs>
             <w:rPr/>
           </w:pPr>
-          <w:hyperlink w:anchor="__RefHeading___Toc1246_2701270994">
+          <w:hyperlink w:anchor="__RefHeading___Toc100683_3949650649">
             <w:r>
               <w:rPr>
                 <w:webHidden/>
@@ -2261,7 +2261,7 @@
             </w:tabs>
             <w:rPr/>
           </w:pPr>
-          <w:hyperlink w:anchor="__RefHeading___Toc1248_2701270994">
+          <w:hyperlink w:anchor="__RefHeading___Toc100685_3949650649">
             <w:r>
               <w:rPr>
                 <w:webHidden/>
@@ -2283,7 +2283,7 @@
             </w:tabs>
             <w:rPr/>
           </w:pPr>
-          <w:hyperlink w:anchor="__RefHeading___Toc1250_2701270994">
+          <w:hyperlink w:anchor="__RefHeading___Toc100687_3949650649">
             <w:r>
               <w:rPr>
                 <w:webHidden/>
@@ -2305,7 +2305,7 @@
             </w:tabs>
             <w:rPr/>
           </w:pPr>
-          <w:hyperlink w:anchor="__RefHeading___Toc1252_2701270994">
+          <w:hyperlink w:anchor="__RefHeading___Toc100689_3949650649">
             <w:r>
               <w:rPr>
                 <w:webHidden/>
@@ -2327,7 +2327,7 @@
             </w:tabs>
             <w:rPr/>
           </w:pPr>
-          <w:hyperlink w:anchor="__RefHeading___Toc1254_2701270994">
+          <w:hyperlink w:anchor="__RefHeading___Toc100691_3949650649">
             <w:r>
               <w:rPr>
                 <w:webHidden/>
@@ -2349,7 +2349,7 @@
             </w:tabs>
             <w:rPr/>
           </w:pPr>
-          <w:hyperlink w:anchor="__RefHeading___Toc1256_2701270994">
+          <w:hyperlink w:anchor="__RefHeading___Toc100693_3949650649">
             <w:r>
               <w:rPr>
                 <w:webHidden/>
@@ -2371,7 +2371,7 @@
             </w:tabs>
             <w:rPr/>
           </w:pPr>
-          <w:hyperlink w:anchor="__RefHeading___Toc1258_2701270994">
+          <w:hyperlink w:anchor="__RefHeading___Toc100695_3949650649">
             <w:r>
               <w:rPr>
                 <w:webHidden/>
@@ -2419,7 +2419,7 @@
       <w:r>
         <w:br w:type="page"/>
       </w:r>
-      <w:bookmarkStart w:id="0" w:name="__RefHeading___Toc1116_2701270994"/>
+      <w:bookmarkStart w:id="0" w:name="__RefHeading___Toc100553_3949650649"/>
       <w:bookmarkStart w:id="1" w:name="_Toc48319687"/>
       <w:bookmarkStart w:id="2" w:name="_Toc11824118"/>
       <w:bookmarkEnd w:id="0"/>
@@ -3064,7 +3064,7 @@
           <w:spacing w:val="0"/>
         </w:rPr>
       </w:pPr>
-      <w:bookmarkStart w:id="4" w:name="__RefHeading___Toc1118_2701270994"/>
+      <w:bookmarkStart w:id="4" w:name="__RefHeading___Toc100555_3949650649"/>
       <w:bookmarkStart w:id="5" w:name="_Toc233203388"/>
       <w:bookmarkEnd w:id="4"/>
       <w:r>
@@ -4685,7 +4685,7 @@
         <w:pageBreakBefore w:val="false"/>
         <w:rPr/>
       </w:pPr>
-      <w:bookmarkStart w:id="6" w:name="__RefHeading___Toc1120_2701270994"/>
+      <w:bookmarkStart w:id="6" w:name="__RefHeading___Toc100557_3949650649"/>
       <w:bookmarkEnd w:id="6"/>
       <w:r>
         <w:rPr>
@@ -4702,7 +4702,7 @@
         <w:pStyle w:val="Heading2"/>
         <w:rPr/>
       </w:pPr>
-      <w:bookmarkStart w:id="7" w:name="__RefHeading___Toc1122_2701270994"/>
+      <w:bookmarkStart w:id="7" w:name="__RefHeading___Toc100559_3949650649"/>
       <w:bookmarkEnd w:id="7"/>
       <w:r>
         <w:rPr>
@@ -4734,7 +4734,7 @@
         <w:pStyle w:val="Heading2"/>
         <w:rPr/>
       </w:pPr>
-      <w:bookmarkStart w:id="8" w:name="__RefHeading___Toc1124_2701270994"/>
+      <w:bookmarkStart w:id="8" w:name="__RefHeading___Toc100561_3949650649"/>
       <w:bookmarkEnd w:id="8"/>
       <w:r>
         <w:rPr>
@@ -4849,7 +4849,7 @@
         <w:pStyle w:val="Heading1"/>
         <w:rPr/>
       </w:pPr>
-      <w:bookmarkStart w:id="9" w:name="__RefHeading___Toc1126_2701270994"/>
+      <w:bookmarkStart w:id="9" w:name="__RefHeading___Toc100563_3949650649"/>
       <w:bookmarkEnd w:id="9"/>
       <w:r>
         <w:rPr>
@@ -4866,7 +4866,7 @@
         <w:pStyle w:val="Heading2"/>
         <w:rPr/>
       </w:pPr>
-      <w:bookmarkStart w:id="10" w:name="__RefHeading___Toc1128_2701270994"/>
+      <w:bookmarkStart w:id="10" w:name="__RefHeading___Toc100565_3949650649"/>
       <w:bookmarkEnd w:id="10"/>
       <w:r>
         <w:rPr>
@@ -4898,7 +4898,7 @@
         <w:pStyle w:val="Heading2"/>
         <w:rPr/>
       </w:pPr>
-      <w:bookmarkStart w:id="11" w:name="__RefHeading___Toc1130_2701270994"/>
+      <w:bookmarkStart w:id="11" w:name="__RefHeading___Toc100567_3949650649"/>
       <w:bookmarkEnd w:id="11"/>
       <w:r>
         <w:rPr>
@@ -4930,7 +4930,7 @@
         <w:pStyle w:val="Heading2"/>
         <w:rPr/>
       </w:pPr>
-      <w:bookmarkStart w:id="12" w:name="__RefHeading___Toc1132_2701270994"/>
+      <w:bookmarkStart w:id="12" w:name="__RefHeading___Toc100569_3949650649"/>
       <w:bookmarkEnd w:id="12"/>
       <w:r>
         <w:rPr>
@@ -4962,7 +4962,7 @@
         <w:pStyle w:val="Heading2"/>
         <w:rPr/>
       </w:pPr>
-      <w:bookmarkStart w:id="13" w:name="__RefHeading___Toc1134_2701270994"/>
+      <w:bookmarkStart w:id="13" w:name="__RefHeading___Toc100571_3949650649"/>
       <w:bookmarkEnd w:id="13"/>
       <w:r>
         <w:rPr>
@@ -4994,7 +4994,7 @@
         <w:pStyle w:val="Heading2"/>
         <w:rPr/>
       </w:pPr>
-      <w:bookmarkStart w:id="14" w:name="__RefHeading___Toc1136_2701270994"/>
+      <w:bookmarkStart w:id="14" w:name="__RefHeading___Toc100573_3949650649"/>
       <w:bookmarkEnd w:id="14"/>
       <w:r>
         <w:rPr>
@@ -5026,7 +5026,7 @@
         <w:pStyle w:val="Heading2"/>
         <w:rPr/>
       </w:pPr>
-      <w:bookmarkStart w:id="15" w:name="__RefHeading___Toc1138_2701270994"/>
+      <w:bookmarkStart w:id="15" w:name="__RefHeading___Toc100575_3949650649"/>
       <w:bookmarkEnd w:id="15"/>
       <w:r>
         <w:rPr>
@@ -5058,7 +5058,7 @@
         <w:pStyle w:val="Heading2"/>
         <w:rPr/>
       </w:pPr>
-      <w:bookmarkStart w:id="16" w:name="__RefHeading___Toc1140_2701270994"/>
+      <w:bookmarkStart w:id="16" w:name="__RefHeading___Toc100577_3949650649"/>
       <w:bookmarkEnd w:id="16"/>
       <w:r>
         <w:rPr>
@@ -5090,7 +5090,7 @@
         <w:pStyle w:val="Heading2"/>
         <w:rPr/>
       </w:pPr>
-      <w:bookmarkStart w:id="17" w:name="__RefHeading___Toc1142_2701270994"/>
+      <w:bookmarkStart w:id="17" w:name="__RefHeading___Toc100579_3949650649"/>
       <w:bookmarkEnd w:id="17"/>
       <w:r>
         <w:rPr>
@@ -5122,7 +5122,7 @@
         <w:pStyle w:val="Heading2"/>
         <w:rPr/>
       </w:pPr>
-      <w:bookmarkStart w:id="18" w:name="__RefHeading___Toc1144_2701270994"/>
+      <w:bookmarkStart w:id="18" w:name="__RefHeading___Toc100581_3949650649"/>
       <w:bookmarkEnd w:id="18"/>
       <w:r>
         <w:rPr>
@@ -5154,7 +5154,7 @@
         <w:pStyle w:val="Heading2"/>
         <w:rPr/>
       </w:pPr>
-      <w:bookmarkStart w:id="19" w:name="__RefHeading___Toc1146_2701270994"/>
+      <w:bookmarkStart w:id="19" w:name="__RefHeading___Toc100583_3949650649"/>
       <w:bookmarkEnd w:id="19"/>
       <w:r>
         <w:rPr>
@@ -5189,7 +5189,7 @@
         <w:pStyle w:val="Heading1"/>
         <w:rPr/>
       </w:pPr>
-      <w:bookmarkStart w:id="20" w:name="__RefHeading___Toc1148_2701270994"/>
+      <w:bookmarkStart w:id="20" w:name="__RefHeading___Toc100585_3949650649"/>
       <w:bookmarkEnd w:id="20"/>
       <w:r>
         <w:rPr>
@@ -5206,7 +5206,7 @@
         <w:pStyle w:val="Heading2"/>
         <w:rPr/>
       </w:pPr>
-      <w:bookmarkStart w:id="21" w:name="__RefHeading___Toc1150_2701270994"/>
+      <w:bookmarkStart w:id="21" w:name="__RefHeading___Toc100587_3949650649"/>
       <w:bookmarkEnd w:id="21"/>
       <w:r>
         <w:rPr>
@@ -5238,7 +5238,7 @@
         <w:pStyle w:val="Heading2"/>
         <w:rPr/>
       </w:pPr>
-      <w:bookmarkStart w:id="22" w:name="__RefHeading___Toc1152_2701270994"/>
+      <w:bookmarkStart w:id="22" w:name="__RefHeading___Toc100589_3949650649"/>
       <w:bookmarkEnd w:id="22"/>
       <w:r>
         <w:rPr>
@@ -5270,7 +5270,7 @@
         <w:pStyle w:val="Heading2"/>
         <w:rPr/>
       </w:pPr>
-      <w:bookmarkStart w:id="23" w:name="__RefHeading___Toc1154_2701270994"/>
+      <w:bookmarkStart w:id="23" w:name="__RefHeading___Toc100591_3949650649"/>
       <w:bookmarkEnd w:id="23"/>
       <w:r>
         <w:rPr>
@@ -5302,7 +5302,7 @@
         <w:pStyle w:val="Heading2"/>
         <w:rPr/>
       </w:pPr>
-      <w:bookmarkStart w:id="24" w:name="__RefHeading___Toc1156_2701270994"/>
+      <w:bookmarkStart w:id="24" w:name="__RefHeading___Toc100593_3949650649"/>
       <w:bookmarkEnd w:id="24"/>
       <w:r>
         <w:rPr>
@@ -5334,7 +5334,7 @@
         <w:pStyle w:val="Heading2"/>
         <w:rPr/>
       </w:pPr>
-      <w:bookmarkStart w:id="25" w:name="__RefHeading___Toc1158_2701270994"/>
+      <w:bookmarkStart w:id="25" w:name="__RefHeading___Toc100595_3949650649"/>
       <w:bookmarkEnd w:id="25"/>
       <w:r>
         <w:rPr>
@@ -5358,7 +5358,7 @@
           <w:color w:val="101820"/>
           <w:sz w:val="21"/>
         </w:rPr>
-        <w:t>On every quotation, policy, endorsement and renewal: VAT 12% on the lines that carry it, documentary stamp tax 12.5% of net premium, local government tax (0.75% default, and a rate per city or municipality in Premium Taxes &amp; LGU Rates), and fire service tax 2% on fire and IAR. Rates and the lines they apply to are settings. CTPL comes from the tariff and is not taxed again.</w:t>
+        <w:t>On every quotation, policy, endorsement and renewal: VAT 12% on the lines that carry it, documentary stamp tax of PHP 0.50 on each PHP 4.00 of net premium or fraction (NIRC section 184), local government tax (0.75% default, and a rate per city or municipality in Premium Taxes &amp; LGU Rates), and fire service tax 2% on fire and IAR. Rates and the lines they apply to are settings. CTPL comes from the tariff and is not taxed again.</w:t>
       </w:r>
     </w:p>
     <w:p>
@@ -5366,7 +5366,7 @@
         <w:pStyle w:val="Heading2"/>
         <w:rPr/>
       </w:pPr>
-      <w:bookmarkStart w:id="26" w:name="__RefHeading___Toc1160_2701270994"/>
+      <w:bookmarkStart w:id="26" w:name="__RefHeading___Toc100597_3949650649"/>
       <w:bookmarkEnd w:id="26"/>
       <w:r>
         <w:rPr>
@@ -5508,7 +5508,7 @@
         <w:pStyle w:val="Heading2"/>
         <w:rPr/>
       </w:pPr>
-      <w:bookmarkStart w:id="27" w:name="__RefHeading___Toc1162_2701270994"/>
+      <w:bookmarkStart w:id="27" w:name="__RefHeading___Toc100599_3949650649"/>
       <w:bookmarkEnd w:id="27"/>
       <w:r>
         <w:rPr>
@@ -5543,7 +5543,7 @@
         <w:pStyle w:val="Heading1"/>
         <w:rPr/>
       </w:pPr>
-      <w:bookmarkStart w:id="28" w:name="__RefHeading___Toc1164_2701270994"/>
+      <w:bookmarkStart w:id="28" w:name="__RefHeading___Toc100601_3949650649"/>
       <w:bookmarkEnd w:id="28"/>
       <w:r>
         <w:rPr>
@@ -5560,7 +5560,7 @@
         <w:pStyle w:val="Heading2"/>
         <w:rPr/>
       </w:pPr>
-      <w:bookmarkStart w:id="29" w:name="__RefHeading___Toc1166_2701270994"/>
+      <w:bookmarkStart w:id="29" w:name="__RefHeading___Toc100603_3949650649"/>
       <w:bookmarkEnd w:id="29"/>
       <w:r>
         <w:rPr>
@@ -5592,7 +5592,7 @@
         <w:pStyle w:val="Heading2"/>
         <w:rPr/>
       </w:pPr>
-      <w:bookmarkStart w:id="30" w:name="__RefHeading___Toc1168_2701270994"/>
+      <w:bookmarkStart w:id="30" w:name="__RefHeading___Toc100605_3949650649"/>
       <w:bookmarkEnd w:id="30"/>
       <w:r>
         <w:rPr>
@@ -5624,7 +5624,7 @@
         <w:pStyle w:val="Heading2"/>
         <w:rPr/>
       </w:pPr>
-      <w:bookmarkStart w:id="31" w:name="__RefHeading___Toc1170_2701270994"/>
+      <w:bookmarkStart w:id="31" w:name="__RefHeading___Toc100607_3949650649"/>
       <w:bookmarkEnd w:id="31"/>
       <w:r>
         <w:rPr>
@@ -5656,7 +5656,7 @@
         <w:pStyle w:val="Heading2"/>
         <w:rPr/>
       </w:pPr>
-      <w:bookmarkStart w:id="32" w:name="__RefHeading___Toc1172_2701270994"/>
+      <w:bookmarkStart w:id="32" w:name="__RefHeading___Toc100609_3949650649"/>
       <w:bookmarkEnd w:id="32"/>
       <w:r>
         <w:rPr>
@@ -5688,7 +5688,7 @@
         <w:pStyle w:val="Heading2"/>
         <w:rPr/>
       </w:pPr>
-      <w:bookmarkStart w:id="33" w:name="__RefHeading___Toc1174_2701270994"/>
+      <w:bookmarkStart w:id="33" w:name="__RefHeading___Toc100611_3949650649"/>
       <w:bookmarkEnd w:id="33"/>
       <w:r>
         <w:rPr>
@@ -5723,7 +5723,7 @@
         <w:pStyle w:val="Heading1"/>
         <w:rPr/>
       </w:pPr>
-      <w:bookmarkStart w:id="34" w:name="__RefHeading___Toc1176_2701270994"/>
+      <w:bookmarkStart w:id="34" w:name="__RefHeading___Toc100613_3949650649"/>
       <w:bookmarkEnd w:id="34"/>
       <w:r>
         <w:rPr>
@@ -5740,7 +5740,7 @@
         <w:pStyle w:val="Heading2"/>
         <w:rPr/>
       </w:pPr>
-      <w:bookmarkStart w:id="35" w:name="__RefHeading___Toc1178_2701270994"/>
+      <w:bookmarkStart w:id="35" w:name="__RefHeading___Toc100615_3949650649"/>
       <w:bookmarkEnd w:id="35"/>
       <w:r>
         <w:rPr>
@@ -5772,7 +5772,7 @@
         <w:pStyle w:val="Heading2"/>
         <w:rPr/>
       </w:pPr>
-      <w:bookmarkStart w:id="36" w:name="__RefHeading___Toc1180_2701270994"/>
+      <w:bookmarkStart w:id="36" w:name="__RefHeading___Toc100617_3949650649"/>
       <w:bookmarkEnd w:id="36"/>
       <w:r>
         <w:rPr>
@@ -5804,7 +5804,7 @@
         <w:pStyle w:val="Heading2"/>
         <w:rPr/>
       </w:pPr>
-      <w:bookmarkStart w:id="37" w:name="__RefHeading___Toc1182_2701270994"/>
+      <w:bookmarkStart w:id="37" w:name="__RefHeading___Toc100619_3949650649"/>
       <w:bookmarkEnd w:id="37"/>
       <w:r>
         <w:rPr>
@@ -5836,7 +5836,7 @@
         <w:pStyle w:val="Heading2"/>
         <w:rPr/>
       </w:pPr>
-      <w:bookmarkStart w:id="38" w:name="__RefHeading___Toc1184_2701270994"/>
+      <w:bookmarkStart w:id="38" w:name="__RefHeading___Toc100621_3949650649"/>
       <w:bookmarkEnd w:id="38"/>
       <w:r>
         <w:rPr>
@@ -5868,7 +5868,7 @@
         <w:pStyle w:val="Heading2"/>
         <w:rPr/>
       </w:pPr>
-      <w:bookmarkStart w:id="39" w:name="__RefHeading___Toc1186_2701270994"/>
+      <w:bookmarkStart w:id="39" w:name="__RefHeading___Toc100623_3949650649"/>
       <w:bookmarkEnd w:id="39"/>
       <w:r>
         <w:rPr>
@@ -5900,7 +5900,7 @@
         <w:pStyle w:val="Heading2"/>
         <w:rPr/>
       </w:pPr>
-      <w:bookmarkStart w:id="40" w:name="__RefHeading___Toc1188_2701270994"/>
+      <w:bookmarkStart w:id="40" w:name="__RefHeading___Toc100625_3949650649"/>
       <w:bookmarkEnd w:id="40"/>
       <w:r>
         <w:rPr>
@@ -5935,7 +5935,7 @@
         <w:pStyle w:val="Heading1"/>
         <w:rPr/>
       </w:pPr>
-      <w:bookmarkStart w:id="41" w:name="__RefHeading___Toc1190_2701270994"/>
+      <w:bookmarkStart w:id="41" w:name="__RefHeading___Toc100627_3949650649"/>
       <w:bookmarkEnd w:id="41"/>
       <w:r>
         <w:rPr>
@@ -5952,7 +5952,7 @@
         <w:pStyle w:val="Heading2"/>
         <w:rPr/>
       </w:pPr>
-      <w:bookmarkStart w:id="42" w:name="__RefHeading___Toc1192_2701270994"/>
+      <w:bookmarkStart w:id="42" w:name="__RefHeading___Toc100629_3949650649"/>
       <w:bookmarkEnd w:id="42"/>
       <w:r>
         <w:rPr>
@@ -5984,7 +5984,7 @@
         <w:pStyle w:val="Heading2"/>
         <w:rPr/>
       </w:pPr>
-      <w:bookmarkStart w:id="43" w:name="__RefHeading___Toc1194_2701270994"/>
+      <w:bookmarkStart w:id="43" w:name="__RefHeading___Toc100631_3949650649"/>
       <w:bookmarkEnd w:id="43"/>
       <w:r>
         <w:rPr>
@@ -6016,7 +6016,7 @@
         <w:pStyle w:val="Heading2"/>
         <w:rPr/>
       </w:pPr>
-      <w:bookmarkStart w:id="44" w:name="__RefHeading___Toc1196_2701270994"/>
+      <w:bookmarkStart w:id="44" w:name="__RefHeading___Toc100633_3949650649"/>
       <w:bookmarkEnd w:id="44"/>
       <w:r>
         <w:rPr>
@@ -6048,7 +6048,7 @@
         <w:pStyle w:val="Heading2"/>
         <w:rPr/>
       </w:pPr>
-      <w:bookmarkStart w:id="45" w:name="__RefHeading___Toc1198_2701270994"/>
+      <w:bookmarkStart w:id="45" w:name="__RefHeading___Toc100635_3949650649"/>
       <w:bookmarkEnd w:id="45"/>
       <w:r>
         <w:rPr>
@@ -6083,7 +6083,7 @@
         <w:pStyle w:val="Heading1"/>
         <w:rPr/>
       </w:pPr>
-      <w:bookmarkStart w:id="46" w:name="__RefHeading___Toc1200_2701270994"/>
+      <w:bookmarkStart w:id="46" w:name="__RefHeading___Toc100637_3949650649"/>
       <w:bookmarkEnd w:id="46"/>
       <w:r>
         <w:rPr>
@@ -6100,7 +6100,7 @@
         <w:pStyle w:val="Heading2"/>
         <w:rPr/>
       </w:pPr>
-      <w:bookmarkStart w:id="47" w:name="__RefHeading___Toc1202_2701270994"/>
+      <w:bookmarkStart w:id="47" w:name="__RefHeading___Toc100639_3949650649"/>
       <w:bookmarkEnd w:id="47"/>
       <w:r>
         <w:rPr>
@@ -6132,7 +6132,7 @@
         <w:pStyle w:val="Heading2"/>
         <w:rPr/>
       </w:pPr>
-      <w:bookmarkStart w:id="48" w:name="__RefHeading___Toc1204_2701270994"/>
+      <w:bookmarkStart w:id="48" w:name="__RefHeading___Toc100641_3949650649"/>
       <w:bookmarkEnd w:id="48"/>
       <w:r>
         <w:rPr>
@@ -6164,7 +6164,7 @@
         <w:pStyle w:val="Heading2"/>
         <w:rPr/>
       </w:pPr>
-      <w:bookmarkStart w:id="49" w:name="__RefHeading___Toc1206_2701270994"/>
+      <w:bookmarkStart w:id="49" w:name="__RefHeading___Toc100643_3949650649"/>
       <w:bookmarkEnd w:id="49"/>
       <w:r>
         <w:rPr>
@@ -6199,7 +6199,7 @@
         <w:pStyle w:val="Heading1"/>
         <w:rPr/>
       </w:pPr>
-      <w:bookmarkStart w:id="50" w:name="__RefHeading___Toc1208_2701270994"/>
+      <w:bookmarkStart w:id="50" w:name="__RefHeading___Toc100645_3949650649"/>
       <w:bookmarkEnd w:id="50"/>
       <w:r>
         <w:rPr>
@@ -6216,7 +6216,7 @@
         <w:pStyle w:val="Heading2"/>
         <w:rPr/>
       </w:pPr>
-      <w:bookmarkStart w:id="51" w:name="__RefHeading___Toc1210_2701270994"/>
+      <w:bookmarkStart w:id="51" w:name="__RefHeading___Toc100647_3949650649"/>
       <w:bookmarkEnd w:id="51"/>
       <w:r>
         <w:rPr>
@@ -6248,7 +6248,7 @@
         <w:pStyle w:val="Heading2"/>
         <w:rPr/>
       </w:pPr>
-      <w:bookmarkStart w:id="52" w:name="__RefHeading___Toc1212_2701270994"/>
+      <w:bookmarkStart w:id="52" w:name="__RefHeading___Toc100649_3949650649"/>
       <w:bookmarkEnd w:id="52"/>
       <w:r>
         <w:rPr>
@@ -6280,7 +6280,7 @@
         <w:pStyle w:val="Heading2"/>
         <w:rPr/>
       </w:pPr>
-      <w:bookmarkStart w:id="53" w:name="__RefHeading___Toc1214_2701270994"/>
+      <w:bookmarkStart w:id="53" w:name="__RefHeading___Toc100651_3949650649"/>
       <w:bookmarkEnd w:id="53"/>
       <w:r>
         <w:rPr>
@@ -6312,7 +6312,7 @@
         <w:pStyle w:val="Heading2"/>
         <w:rPr/>
       </w:pPr>
-      <w:bookmarkStart w:id="54" w:name="__RefHeading___Toc1216_2701270994"/>
+      <w:bookmarkStart w:id="54" w:name="__RefHeading___Toc100653_3949650649"/>
       <w:bookmarkEnd w:id="54"/>
       <w:r>
         <w:rPr>
@@ -6344,7 +6344,7 @@
         <w:pStyle w:val="Heading2"/>
         <w:rPr/>
       </w:pPr>
-      <w:bookmarkStart w:id="55" w:name="__RefHeading___Toc1218_2701270994"/>
+      <w:bookmarkStart w:id="55" w:name="__RefHeading___Toc100655_3949650649"/>
       <w:bookmarkEnd w:id="55"/>
       <w:r>
         <w:rPr>
@@ -6376,7 +6376,7 @@
         <w:pStyle w:val="Heading2"/>
         <w:rPr/>
       </w:pPr>
-      <w:bookmarkStart w:id="56" w:name="__RefHeading___Toc1220_2701270994"/>
+      <w:bookmarkStart w:id="56" w:name="__RefHeading___Toc100657_3949650649"/>
       <w:bookmarkEnd w:id="56"/>
       <w:r>
         <w:rPr>
@@ -6411,7 +6411,7 @@
         <w:pStyle w:val="Heading1"/>
         <w:rPr/>
       </w:pPr>
-      <w:bookmarkStart w:id="57" w:name="__RefHeading___Toc1222_2701270994"/>
+      <w:bookmarkStart w:id="57" w:name="__RefHeading___Toc100659_3949650649"/>
       <w:bookmarkEnd w:id="57"/>
       <w:r>
         <w:rPr>
@@ -6428,7 +6428,7 @@
         <w:pStyle w:val="Heading2"/>
         <w:rPr/>
       </w:pPr>
-      <w:bookmarkStart w:id="58" w:name="__RefHeading___Toc1224_2701270994"/>
+      <w:bookmarkStart w:id="58" w:name="__RefHeading___Toc100661_3949650649"/>
       <w:bookmarkEnd w:id="58"/>
       <w:r>
         <w:rPr>
@@ -6521,7 +6521,7 @@
         <w:pStyle w:val="Heading2"/>
         <w:rPr/>
       </w:pPr>
-      <w:bookmarkStart w:id="59" w:name="__RefHeading___Toc1226_2701270994"/>
+      <w:bookmarkStart w:id="59" w:name="__RefHeading___Toc100663_3949650649"/>
       <w:bookmarkEnd w:id="59"/>
       <w:r>
         <w:rPr>
@@ -6610,7 +6610,7 @@
         <w:pStyle w:val="Heading2"/>
         <w:rPr/>
       </w:pPr>
-      <w:bookmarkStart w:id="60" w:name="__RefHeading___Toc1228_2701270994"/>
+      <w:bookmarkStart w:id="60" w:name="__RefHeading___Toc100665_3949650649"/>
       <w:bookmarkEnd w:id="60"/>
       <w:r>
         <w:rPr>
@@ -6699,7 +6699,7 @@
         <w:pStyle w:val="Heading2"/>
         <w:rPr/>
       </w:pPr>
-      <w:bookmarkStart w:id="61" w:name="__RefHeading___Toc1230_2701270994"/>
+      <w:bookmarkStart w:id="61" w:name="__RefHeading___Toc100667_3949650649"/>
       <w:bookmarkEnd w:id="61"/>
       <w:r>
         <w:rPr>
@@ -6788,7 +6788,7 @@
         <w:pStyle w:val="Heading2"/>
         <w:rPr/>
       </w:pPr>
-      <w:bookmarkStart w:id="62" w:name="__RefHeading___Toc1232_2701270994"/>
+      <w:bookmarkStart w:id="62" w:name="__RefHeading___Toc100669_3949650649"/>
       <w:bookmarkEnd w:id="62"/>
       <w:r>
         <w:rPr>
@@ -6877,7 +6877,7 @@
         <w:pStyle w:val="Heading2"/>
         <w:rPr/>
       </w:pPr>
-      <w:bookmarkStart w:id="63" w:name="__RefHeading___Toc1234_2701270994"/>
+      <w:bookmarkStart w:id="63" w:name="__RefHeading___Toc100671_3949650649"/>
       <w:bookmarkEnd w:id="63"/>
       <w:r>
         <w:rPr>
@@ -6966,7 +6966,7 @@
         <w:pStyle w:val="Heading2"/>
         <w:rPr/>
       </w:pPr>
-      <w:bookmarkStart w:id="64" w:name="__RefHeading___Toc1236_2701270994"/>
+      <w:bookmarkStart w:id="64" w:name="__RefHeading___Toc100673_3949650649"/>
       <w:bookmarkEnd w:id="64"/>
       <w:r>
         <w:rPr>
@@ -7055,7 +7055,7 @@
         <w:pStyle w:val="Heading2"/>
         <w:rPr/>
       </w:pPr>
-      <w:bookmarkStart w:id="65" w:name="__RefHeading___Toc1238_2701270994"/>
+      <w:bookmarkStart w:id="65" w:name="__RefHeading___Toc100675_3949650649"/>
       <w:bookmarkEnd w:id="65"/>
       <w:r>
         <w:rPr>
@@ -7144,7 +7144,7 @@
         <w:pStyle w:val="Heading2"/>
         <w:rPr/>
       </w:pPr>
-      <w:bookmarkStart w:id="66" w:name="__RefHeading___Toc1240_2701270994"/>
+      <w:bookmarkStart w:id="66" w:name="__RefHeading___Toc100677_3949650649"/>
       <w:bookmarkEnd w:id="66"/>
       <w:r>
         <w:rPr>
@@ -7233,7 +7233,7 @@
         <w:pStyle w:val="Heading2"/>
         <w:rPr/>
       </w:pPr>
-      <w:bookmarkStart w:id="67" w:name="__RefHeading___Toc1242_2701270994"/>
+      <w:bookmarkStart w:id="67" w:name="__RefHeading___Toc100679_3949650649"/>
       <w:bookmarkEnd w:id="67"/>
       <w:r>
         <w:rPr>
@@ -7322,7 +7322,7 @@
         <w:pStyle w:val="Heading2"/>
         <w:rPr/>
       </w:pPr>
-      <w:bookmarkStart w:id="68" w:name="__RefHeading___Toc1244_2701270994"/>
+      <w:bookmarkStart w:id="68" w:name="__RefHeading___Toc100681_3949650649"/>
       <w:bookmarkEnd w:id="68"/>
       <w:r>
         <w:rPr>
@@ -7411,7 +7411,7 @@
         <w:pStyle w:val="Heading2"/>
         <w:rPr/>
       </w:pPr>
-      <w:bookmarkStart w:id="69" w:name="__RefHeading___Toc1246_2701270994"/>
+      <w:bookmarkStart w:id="69" w:name="__RefHeading___Toc100683_3949650649"/>
       <w:bookmarkEnd w:id="69"/>
       <w:r>
         <w:rPr>
@@ -7452,7 +7452,7 @@
         <w:pStyle w:val="Heading2"/>
         <w:rPr/>
       </w:pPr>
-      <w:bookmarkStart w:id="70" w:name="__RefHeading___Toc1248_2701270994"/>
+      <w:bookmarkStart w:id="70" w:name="__RefHeading___Toc100685_3949650649"/>
       <w:bookmarkEnd w:id="70"/>
       <w:r>
         <w:rPr>
@@ -7493,7 +7493,7 @@
         <w:pStyle w:val="Heading2"/>
         <w:rPr/>
       </w:pPr>
-      <w:bookmarkStart w:id="71" w:name="__RefHeading___Toc1250_2701270994"/>
+      <w:bookmarkStart w:id="71" w:name="__RefHeading___Toc100687_3949650649"/>
       <w:bookmarkEnd w:id="71"/>
       <w:r>
         <w:rPr>
@@ -7534,7 +7534,7 @@
         <w:pStyle w:val="Heading2"/>
         <w:rPr/>
       </w:pPr>
-      <w:bookmarkStart w:id="72" w:name="__RefHeading___Toc1252_2701270994"/>
+      <w:bookmarkStart w:id="72" w:name="__RefHeading___Toc100689_3949650649"/>
       <w:bookmarkEnd w:id="72"/>
       <w:r>
         <w:rPr>
@@ -7599,7 +7599,7 @@
         <w:pStyle w:val="Heading2"/>
         <w:rPr/>
       </w:pPr>
-      <w:bookmarkStart w:id="73" w:name="__RefHeading___Toc1254_2701270994"/>
+      <w:bookmarkStart w:id="73" w:name="__RefHeading___Toc100691_3949650649"/>
       <w:bookmarkEnd w:id="73"/>
       <w:r>
         <w:rPr>
@@ -7643,7 +7643,7 @@
         <w:pStyle w:val="Heading1"/>
         <w:rPr/>
       </w:pPr>
-      <w:bookmarkStart w:id="74" w:name="__RefHeading___Toc1256_2701270994"/>
+      <w:bookmarkStart w:id="74" w:name="__RefHeading___Toc100693_3949650649"/>
       <w:bookmarkEnd w:id="74"/>
       <w:r>
         <w:rPr>
@@ -7673,7 +7673,7 @@
     <w:tbl>
       <w:tblPr>
         <w:tblStyle w:val="TableGrid"/>
-        <w:tblW w:w="9027" w:type="dxa"/>
+        <w:tblW w:w="9014" w:type="dxa"/>
         <w:jc w:val="left"/>
         <w:tblInd w:w="0" w:type="dxa"/>
         <w:tblLayout w:type="fixed"/>
@@ -7686,9 +7686,9 @@
         <w:tblLook w:val="04a0" w:noHBand="0" w:noVBand="1" w:firstColumn="1" w:lastRow="0" w:lastColumn="0" w:firstRow="1"/>
       </w:tblPr>
       <w:tblGrid>
-        <w:gridCol w:w="3009"/>
-        <w:gridCol w:w="3009"/>
-        <w:gridCol w:w="3009"/>
+        <w:gridCol w:w="1618"/>
+        <w:gridCol w:w="3697"/>
+        <w:gridCol w:w="3699"/>
       </w:tblGrid>
       <w:tr>
         <w:trPr>
@@ -7696,7 +7696,7 @@
         </w:trPr>
         <w:tc>
           <w:tcPr>
-            <w:tcW w:w="3009" w:type="dxa"/>
+            <w:tcW w:w="1618" w:type="dxa"/>
             <w:tcBorders>
               <w:top w:val="single" w:sz="4" w:space="0" w:color="BFC7D1"/>
               <w:left w:val="single" w:sz="4" w:space="0" w:color="BFC7D1"/>
@@ -7735,7 +7735,7 @@
         </w:tc>
         <w:tc>
           <w:tcPr>
-            <w:tcW w:w="3009" w:type="dxa"/>
+            <w:tcW w:w="3697" w:type="dxa"/>
             <w:tcBorders>
               <w:top w:val="single" w:sz="4" w:space="0" w:color="BFC7D1"/>
               <w:left w:val="single" w:sz="4" w:space="0" w:color="BFC7D1"/>
@@ -7774,7 +7774,7 @@
         </w:tc>
         <w:tc>
           <w:tcPr>
-            <w:tcW w:w="3009" w:type="dxa"/>
+            <w:tcW w:w="3699" w:type="dxa"/>
             <w:tcBorders>
               <w:top w:val="single" w:sz="4" w:space="0" w:color="BFC7D1"/>
               <w:left w:val="single" w:sz="4" w:space="0" w:color="BFC7D1"/>
@@ -7816,7 +7816,7 @@
         <w:trPr/>
         <w:tc>
           <w:tcPr>
-            <w:tcW w:w="3009" w:type="dxa"/>
+            <w:tcW w:w="1618" w:type="dxa"/>
             <w:tcBorders>
               <w:top w:val="single" w:sz="4" w:space="0" w:color="BFC7D1"/>
               <w:left w:val="single" w:sz="4" w:space="0" w:color="BFC7D1"/>
@@ -7853,7 +7853,7 @@
         </w:tc>
         <w:tc>
           <w:tcPr>
-            <w:tcW w:w="3009" w:type="dxa"/>
+            <w:tcW w:w="3697" w:type="dxa"/>
             <w:tcBorders>
               <w:top w:val="single" w:sz="4" w:space="0" w:color="BFC7D1"/>
               <w:left w:val="single" w:sz="4" w:space="0" w:color="BFC7D1"/>
@@ -7890,7 +7890,7 @@
         </w:tc>
         <w:tc>
           <w:tcPr>
-            <w:tcW w:w="3009" w:type="dxa"/>
+            <w:tcW w:w="3699" w:type="dxa"/>
             <w:tcBorders>
               <w:top w:val="single" w:sz="4" w:space="0" w:color="BFC7D1"/>
               <w:left w:val="single" w:sz="4" w:space="0" w:color="BFC7D1"/>
@@ -7930,7 +7930,7 @@
         <w:trPr/>
         <w:tc>
           <w:tcPr>
-            <w:tcW w:w="3009" w:type="dxa"/>
+            <w:tcW w:w="1618" w:type="dxa"/>
             <w:tcBorders>
               <w:top w:val="single" w:sz="4" w:space="0" w:color="BFC7D1"/>
               <w:left w:val="single" w:sz="4" w:space="0" w:color="BFC7D1"/>
@@ -7967,7 +7967,7 @@
         </w:tc>
         <w:tc>
           <w:tcPr>
-            <w:tcW w:w="3009" w:type="dxa"/>
+            <w:tcW w:w="3697" w:type="dxa"/>
             <w:tcBorders>
               <w:top w:val="single" w:sz="4" w:space="0" w:color="BFC7D1"/>
               <w:left w:val="single" w:sz="4" w:space="0" w:color="BFC7D1"/>
@@ -8004,7 +8004,7 @@
         </w:tc>
         <w:tc>
           <w:tcPr>
-            <w:tcW w:w="3009" w:type="dxa"/>
+            <w:tcW w:w="3699" w:type="dxa"/>
             <w:tcBorders>
               <w:top w:val="single" w:sz="4" w:space="0" w:color="BFC7D1"/>
               <w:left w:val="single" w:sz="4" w:space="0" w:color="BFC7D1"/>
@@ -8044,7 +8044,7 @@
         <w:trPr/>
         <w:tc>
           <w:tcPr>
-            <w:tcW w:w="3009" w:type="dxa"/>
+            <w:tcW w:w="1618" w:type="dxa"/>
             <w:tcBorders>
               <w:top w:val="single" w:sz="4" w:space="0" w:color="BFC7D1"/>
               <w:left w:val="single" w:sz="4" w:space="0" w:color="BFC7D1"/>
@@ -8081,7 +8081,7 @@
         </w:tc>
         <w:tc>
           <w:tcPr>
-            <w:tcW w:w="3009" w:type="dxa"/>
+            <w:tcW w:w="3697" w:type="dxa"/>
             <w:tcBorders>
               <w:top w:val="single" w:sz="4" w:space="0" w:color="BFC7D1"/>
               <w:left w:val="single" w:sz="4" w:space="0" w:color="BFC7D1"/>
@@ -8118,7 +8118,7 @@
         </w:tc>
         <w:tc>
           <w:tcPr>
-            <w:tcW w:w="3009" w:type="dxa"/>
+            <w:tcW w:w="3699" w:type="dxa"/>
             <w:tcBorders>
               <w:top w:val="single" w:sz="4" w:space="0" w:color="BFC7D1"/>
               <w:left w:val="single" w:sz="4" w:space="0" w:color="BFC7D1"/>
@@ -8158,7 +8158,7 @@
         <w:trPr/>
         <w:tc>
           <w:tcPr>
-            <w:tcW w:w="3009" w:type="dxa"/>
+            <w:tcW w:w="1618" w:type="dxa"/>
             <w:tcBorders>
               <w:top w:val="single" w:sz="4" w:space="0" w:color="BFC7D1"/>
               <w:left w:val="single" w:sz="4" w:space="0" w:color="BFC7D1"/>
@@ -8195,7 +8195,7 @@
         </w:tc>
         <w:tc>
           <w:tcPr>
-            <w:tcW w:w="3009" w:type="dxa"/>
+            <w:tcW w:w="3697" w:type="dxa"/>
             <w:tcBorders>
               <w:top w:val="single" w:sz="4" w:space="0" w:color="BFC7D1"/>
               <w:left w:val="single" w:sz="4" w:space="0" w:color="BFC7D1"/>
@@ -8232,7 +8232,7 @@
         </w:tc>
         <w:tc>
           <w:tcPr>
-            <w:tcW w:w="3009" w:type="dxa"/>
+            <w:tcW w:w="3699" w:type="dxa"/>
             <w:tcBorders>
               <w:top w:val="single" w:sz="4" w:space="0" w:color="BFC7D1"/>
               <w:left w:val="single" w:sz="4" w:space="0" w:color="BFC7D1"/>
@@ -8272,7 +8272,7 @@
         <w:trPr/>
         <w:tc>
           <w:tcPr>
-            <w:tcW w:w="3009" w:type="dxa"/>
+            <w:tcW w:w="1618" w:type="dxa"/>
             <w:tcBorders>
               <w:top w:val="single" w:sz="4" w:space="0" w:color="BFC7D1"/>
               <w:left w:val="single" w:sz="4" w:space="0" w:color="BFC7D1"/>
@@ -8309,7 +8309,7 @@
         </w:tc>
         <w:tc>
           <w:tcPr>
-            <w:tcW w:w="3009" w:type="dxa"/>
+            <w:tcW w:w="3697" w:type="dxa"/>
             <w:tcBorders>
               <w:top w:val="single" w:sz="4" w:space="0" w:color="BFC7D1"/>
               <w:left w:val="single" w:sz="4" w:space="0" w:color="BFC7D1"/>
@@ -8346,7 +8346,7 @@
         </w:tc>
         <w:tc>
           <w:tcPr>
-            <w:tcW w:w="3009" w:type="dxa"/>
+            <w:tcW w:w="3699" w:type="dxa"/>
             <w:tcBorders>
               <w:top w:val="single" w:sz="4" w:space="0" w:color="BFC7D1"/>
               <w:left w:val="single" w:sz="4" w:space="0" w:color="BFC7D1"/>
@@ -8386,7 +8386,7 @@
         <w:trPr/>
         <w:tc>
           <w:tcPr>
-            <w:tcW w:w="3009" w:type="dxa"/>
+            <w:tcW w:w="1618" w:type="dxa"/>
             <w:tcBorders>
               <w:top w:val="single" w:sz="4" w:space="0" w:color="BFC7D1"/>
               <w:left w:val="single" w:sz="4" w:space="0" w:color="BFC7D1"/>
@@ -8423,7 +8423,7 @@
         </w:tc>
         <w:tc>
           <w:tcPr>
-            <w:tcW w:w="3009" w:type="dxa"/>
+            <w:tcW w:w="3697" w:type="dxa"/>
             <w:tcBorders>
               <w:top w:val="single" w:sz="4" w:space="0" w:color="BFC7D1"/>
               <w:left w:val="single" w:sz="4" w:space="0" w:color="BFC7D1"/>
@@ -8460,7 +8460,7 @@
         </w:tc>
         <w:tc>
           <w:tcPr>
-            <w:tcW w:w="3009" w:type="dxa"/>
+            <w:tcW w:w="3699" w:type="dxa"/>
             <w:tcBorders>
               <w:top w:val="single" w:sz="4" w:space="0" w:color="BFC7D1"/>
               <w:left w:val="single" w:sz="4" w:space="0" w:color="BFC7D1"/>
@@ -8500,7 +8500,7 @@
         <w:trPr/>
         <w:tc>
           <w:tcPr>
-            <w:tcW w:w="3009" w:type="dxa"/>
+            <w:tcW w:w="1618" w:type="dxa"/>
             <w:tcBorders>
               <w:top w:val="single" w:sz="4" w:space="0" w:color="BFC7D1"/>
               <w:left w:val="single" w:sz="4" w:space="0" w:color="BFC7D1"/>
@@ -8537,7 +8537,7 @@
         </w:tc>
         <w:tc>
           <w:tcPr>
-            <w:tcW w:w="3009" w:type="dxa"/>
+            <w:tcW w:w="3697" w:type="dxa"/>
             <w:tcBorders>
               <w:top w:val="single" w:sz="4" w:space="0" w:color="BFC7D1"/>
               <w:left w:val="single" w:sz="4" w:space="0" w:color="BFC7D1"/>
@@ -8574,7 +8574,7 @@
         </w:tc>
         <w:tc>
           <w:tcPr>
-            <w:tcW w:w="3009" w:type="dxa"/>
+            <w:tcW w:w="3699" w:type="dxa"/>
             <w:tcBorders>
               <w:top w:val="single" w:sz="4" w:space="0" w:color="BFC7D1"/>
               <w:left w:val="single" w:sz="4" w:space="0" w:color="BFC7D1"/>
@@ -8614,7 +8614,7 @@
         <w:trPr/>
         <w:tc>
           <w:tcPr>
-            <w:tcW w:w="3009" w:type="dxa"/>
+            <w:tcW w:w="1618" w:type="dxa"/>
             <w:tcBorders>
               <w:top w:val="single" w:sz="4" w:space="0" w:color="BFC7D1"/>
               <w:left w:val="single" w:sz="4" w:space="0" w:color="BFC7D1"/>
@@ -8651,7 +8651,7 @@
         </w:tc>
         <w:tc>
           <w:tcPr>
-            <w:tcW w:w="3009" w:type="dxa"/>
+            <w:tcW w:w="3697" w:type="dxa"/>
             <w:tcBorders>
               <w:top w:val="single" w:sz="4" w:space="0" w:color="BFC7D1"/>
               <w:left w:val="single" w:sz="4" w:space="0" w:color="BFC7D1"/>
@@ -8688,7 +8688,7 @@
         </w:tc>
         <w:tc>
           <w:tcPr>
-            <w:tcW w:w="3009" w:type="dxa"/>
+            <w:tcW w:w="3699" w:type="dxa"/>
             <w:tcBorders>
               <w:top w:val="single" w:sz="4" w:space="0" w:color="BFC7D1"/>
               <w:left w:val="single" w:sz="4" w:space="0" w:color="BFC7D1"/>
@@ -8719,7 +8719,7 @@
                 <w:szCs w:val="24"/>
                 <w:lang w:val="en-US" w:eastAsia="ja-JP" w:bidi="ar-SA"/>
               </w:rPr>
-              <w:t>Not planned in OOTB [to confirm roadmap]</w:t>
+              <w:t>Mobile-friendly screens for sales and claims are on the later part of the indicative roadmap (Release Notes and Product Roadmap)</w:t>
             </w:r>
           </w:p>
         </w:tc>
@@ -8728,7 +8728,7 @@
         <w:trPr/>
         <w:tc>
           <w:tcPr>
-            <w:tcW w:w="3009" w:type="dxa"/>
+            <w:tcW w:w="1618" w:type="dxa"/>
             <w:tcBorders>
               <w:top w:val="single" w:sz="4" w:space="0" w:color="BFC7D1"/>
               <w:left w:val="single" w:sz="4" w:space="0" w:color="BFC7D1"/>
@@ -8765,7 +8765,7 @@
         </w:tc>
         <w:tc>
           <w:tcPr>
-            <w:tcW w:w="3009" w:type="dxa"/>
+            <w:tcW w:w="3697" w:type="dxa"/>
             <w:tcBorders>
               <w:top w:val="single" w:sz="4" w:space="0" w:color="BFC7D1"/>
               <w:left w:val="single" w:sz="4" w:space="0" w:color="BFC7D1"/>
@@ -8802,7 +8802,7 @@
         </w:tc>
         <w:tc>
           <w:tcPr>
-            <w:tcW w:w="3009" w:type="dxa"/>
+            <w:tcW w:w="3699" w:type="dxa"/>
             <w:tcBorders>
               <w:top w:val="single" w:sz="4" w:space="0" w:color="BFC7D1"/>
               <w:left w:val="single" w:sz="4" w:space="0" w:color="BFC7D1"/>
@@ -8841,19 +8841,6 @@
     </w:tbl>
     <w:p>
       <w:pPr>
-        <w:pStyle w:val="Normal"/>
-        <w:spacing w:before="0" w:after="80"/>
-        <w:rPr/>
-      </w:pPr>
-      <w:r>
-        <w:rPr/>
-      </w:r>
-      <w:r>
-        <w:br w:type="page"/>
-      </w:r>
-    </w:p>
-    <w:p>
-      <w:pPr>
         <w:pStyle w:val="Heading1"/>
         <w:tabs>
           <w:tab w:val="clear" w:pos="720"/>
@@ -8871,7 +8858,10 @@
           <w:spacing w:val="0"/>
         </w:rPr>
       </w:pPr>
-      <w:bookmarkStart w:id="75" w:name="__RefHeading___Toc1258_2701270994"/>
+      <w:r>
+        <w:br w:type="page"/>
+      </w:r>
+      <w:bookmarkStart w:id="75" w:name="__RefHeading___Toc100695_3949650649"/>
       <w:bookmarkStart w:id="76" w:name="_Toc233203395"/>
       <w:bookmarkEnd w:id="75"/>
       <w:r>
@@ -9235,14 +9225,13 @@
             </w:pPr>
             <w:r>
               <w:rPr>
-                <w:rFonts w:eastAsia="Segoe UI" w:cs="Segoe UI" w:ascii="Segoe UI" w:hAnsi="Segoe UI"/>
-                <w:color w:val="101820"/>
-                <w:kern w:val="0"/>
-                <w:sz w:val="16"/>
-                <w:szCs w:val="24"/>
-                <w:lang w:val="en-US" w:eastAsia="ja-JP" w:bidi="ar-SA"/>
-              </w:rPr>
-              <w:t>Closed</w:t>
+                <w:rFonts w:eastAsia="Arial" w:cs="Segoe UI" w:ascii="Segoe UI" w:hAnsi="Segoe UI"/>
+                <w:color w:val="101820"/>
+                <w:kern w:val="0"/>
+                <w:sz w:val="16"/>
+                <w:szCs w:val="16"/>
+                <w:lang w:val="en-US" w:eastAsia="ja-JP" w:bidi="ar-SA"/>
+              </w:rPr>
             </w:r>
           </w:p>
         </w:tc>
@@ -10617,19 +10606,6 @@
       <w:r>
         <w:rPr/>
       </w:r>
-      <w:r>
-        <w:br w:type="page"/>
-      </w:r>
-    </w:p>
-    <w:p>
-      <w:pPr>
-        <w:pStyle w:val="Normal"/>
-        <w:spacing w:before="0" w:after="160"/>
-        <w:rPr/>
-      </w:pPr>
-      <w:r>
-        <w:rPr/>
-      </w:r>
     </w:p>
     <w:p>
       <w:pPr>
@@ -10643,7 +10619,7 @@
       <w:r>
         <w:rPr/>
         <w:drawing>
-          <wp:anchor behindDoc="1" distT="0" distB="0" distL="0" distR="0" simplePos="0" locked="0" layoutInCell="0" allowOverlap="1" relativeHeight="24">
+          <wp:anchor behindDoc="1" distT="0" distB="0" distL="0" distR="0" simplePos="0" locked="0" layoutInCell="0" allowOverlap="1" relativeHeight="23">
             <wp:simplePos x="0" y="0"/>
             <wp:positionH relativeFrom="margin">
               <wp:align>center</wp:align>
@@ -10714,7 +10690,7 @@
     <w:r>
       <w:rPr/>
       <w:drawing>
-        <wp:anchor behindDoc="1" distT="0" distB="0" distL="0" distR="0" simplePos="0" locked="0" layoutInCell="0" allowOverlap="1" relativeHeight="23">
+        <wp:anchor behindDoc="1" distT="0" distB="0" distL="0" distR="0" simplePos="0" locked="0" layoutInCell="0" allowOverlap="1" relativeHeight="22">
           <wp:simplePos x="0" y="0"/>
           <wp:positionH relativeFrom="page">
             <wp:align>left</wp:align>
@@ -10773,7 +10749,7 @@
     <w:r>
       <w:rPr/>
       <w:drawing>
-        <wp:anchor behindDoc="1" distT="0" distB="0" distL="0" distR="0" simplePos="0" locked="0" layoutInCell="0" allowOverlap="1" relativeHeight="23">
+        <wp:anchor behindDoc="1" distT="0" distB="0" distL="0" distR="0" simplePos="0" locked="0" layoutInCell="0" allowOverlap="1" relativeHeight="22">
           <wp:simplePos x="0" y="0"/>
           <wp:positionH relativeFrom="page">
             <wp:align>left</wp:align>

--- a/docs/package/sales/iNXT_BrokerVerse_FAQ_and_Objection_Handling.docx
+++ b/docs/package/sales/iNXT_BrokerVerse_FAQ_and_Objection_Handling.docx
@@ -789,7 +789,7 @@
             </w:rPr>
             <w:fldChar w:fldCharType="separate"/>
           </w:r>
-          <w:hyperlink w:anchor="__RefHeading___Toc100553_3949650649">
+          <w:hyperlink w:anchor="__RefHeading___Toc1115_1405042493">
             <w:r>
               <w:rPr>
                 <w:webHidden/>
@@ -824,7 +824,7 @@
             </w:tabs>
             <w:rPr/>
           </w:pPr>
-          <w:hyperlink w:anchor="__RefHeading___Toc100555_3949650649">
+          <w:hyperlink w:anchor="__RefHeading___Toc1117_1405042493">
             <w:r>
               <w:rPr>
                 <w:webHidden/>
@@ -853,7 +853,7 @@
             </w:tabs>
             <w:rPr/>
           </w:pPr>
-          <w:hyperlink w:anchor="__RefHeading___Toc100557_3949650649">
+          <w:hyperlink w:anchor="__RefHeading___Toc1119_1405042493">
             <w:r>
               <w:rPr>
                 <w:webHidden/>
@@ -875,7 +875,7 @@
             </w:tabs>
             <w:rPr/>
           </w:pPr>
-          <w:hyperlink w:anchor="__RefHeading___Toc100559_3949650649">
+          <w:hyperlink w:anchor="__RefHeading___Toc1121_1405042493">
             <w:r>
               <w:rPr>
                 <w:webHidden/>
@@ -897,7 +897,7 @@
             </w:tabs>
             <w:rPr/>
           </w:pPr>
-          <w:hyperlink w:anchor="__RefHeading___Toc100561_3949650649">
+          <w:hyperlink w:anchor="__RefHeading___Toc1123_1405042493">
             <w:r>
               <w:rPr>
                 <w:webHidden/>
@@ -919,7 +919,7 @@
             </w:tabs>
             <w:rPr/>
           </w:pPr>
-          <w:hyperlink w:anchor="__RefHeading___Toc100563_3949650649">
+          <w:hyperlink w:anchor="__RefHeading___Toc1125_1405042493">
             <w:r>
               <w:rPr>
                 <w:webHidden/>
@@ -941,7 +941,7 @@
             </w:tabs>
             <w:rPr/>
           </w:pPr>
-          <w:hyperlink w:anchor="__RefHeading___Toc100565_3949650649">
+          <w:hyperlink w:anchor="__RefHeading___Toc1127_1405042493">
             <w:r>
               <w:rPr>
                 <w:webHidden/>
@@ -963,7 +963,7 @@
             </w:tabs>
             <w:rPr/>
           </w:pPr>
-          <w:hyperlink w:anchor="__RefHeading___Toc100567_3949650649">
+          <w:hyperlink w:anchor="__RefHeading___Toc1129_1405042493">
             <w:r>
               <w:rPr>
                 <w:webHidden/>
@@ -985,7 +985,7 @@
             </w:tabs>
             <w:rPr/>
           </w:pPr>
-          <w:hyperlink w:anchor="__RefHeading___Toc100569_3949650649">
+          <w:hyperlink w:anchor="__RefHeading___Toc1131_1405042493">
             <w:r>
               <w:rPr>
                 <w:webHidden/>
@@ -1007,7 +1007,7 @@
             </w:tabs>
             <w:rPr/>
           </w:pPr>
-          <w:hyperlink w:anchor="__RefHeading___Toc100571_3949650649">
+          <w:hyperlink w:anchor="__RefHeading___Toc1133_1405042493">
             <w:r>
               <w:rPr>
                 <w:webHidden/>
@@ -1029,7 +1029,7 @@
             </w:tabs>
             <w:rPr/>
           </w:pPr>
-          <w:hyperlink w:anchor="__RefHeading___Toc100573_3949650649">
+          <w:hyperlink w:anchor="__RefHeading___Toc1135_1405042493">
             <w:r>
               <w:rPr>
                 <w:webHidden/>
@@ -1051,7 +1051,7 @@
             </w:tabs>
             <w:rPr/>
           </w:pPr>
-          <w:hyperlink w:anchor="__RefHeading___Toc100575_3949650649">
+          <w:hyperlink w:anchor="__RefHeading___Toc1137_1405042493">
             <w:r>
               <w:rPr>
                 <w:webHidden/>
@@ -1073,7 +1073,7 @@
             </w:tabs>
             <w:rPr/>
           </w:pPr>
-          <w:hyperlink w:anchor="__RefHeading___Toc100577_3949650649">
+          <w:hyperlink w:anchor="__RefHeading___Toc1139_1405042493">
             <w:r>
               <w:rPr>
                 <w:webHidden/>
@@ -1095,7 +1095,7 @@
             </w:tabs>
             <w:rPr/>
           </w:pPr>
-          <w:hyperlink w:anchor="__RefHeading___Toc100579_3949650649">
+          <w:hyperlink w:anchor="__RefHeading___Toc1141_1405042493">
             <w:r>
               <w:rPr>
                 <w:webHidden/>
@@ -1117,7 +1117,7 @@
             </w:tabs>
             <w:rPr/>
           </w:pPr>
-          <w:hyperlink w:anchor="__RefHeading___Toc100581_3949650649">
+          <w:hyperlink w:anchor="__RefHeading___Toc1143_1405042493">
             <w:r>
               <w:rPr>
                 <w:webHidden/>
@@ -1139,7 +1139,7 @@
             </w:tabs>
             <w:rPr/>
           </w:pPr>
-          <w:hyperlink w:anchor="__RefHeading___Toc100583_3949650649">
+          <w:hyperlink w:anchor="__RefHeading___Toc1145_1405042493">
             <w:r>
               <w:rPr>
                 <w:webHidden/>
@@ -1161,7 +1161,7 @@
             </w:tabs>
             <w:rPr/>
           </w:pPr>
-          <w:hyperlink w:anchor="__RefHeading___Toc100585_3949650649">
+          <w:hyperlink w:anchor="__RefHeading___Toc1147_1405042493">
             <w:r>
               <w:rPr>
                 <w:webHidden/>
@@ -1183,7 +1183,7 @@
             </w:tabs>
             <w:rPr/>
           </w:pPr>
-          <w:hyperlink w:anchor="__RefHeading___Toc100587_3949650649">
+          <w:hyperlink w:anchor="__RefHeading___Toc1149_1405042493">
             <w:r>
               <w:rPr>
                 <w:webHidden/>
@@ -1205,7 +1205,7 @@
             </w:tabs>
             <w:rPr/>
           </w:pPr>
-          <w:hyperlink w:anchor="__RefHeading___Toc100589_3949650649">
+          <w:hyperlink w:anchor="__RefHeading___Toc1151_1405042493">
             <w:r>
               <w:rPr>
                 <w:webHidden/>
@@ -1227,7 +1227,7 @@
             </w:tabs>
             <w:rPr/>
           </w:pPr>
-          <w:hyperlink w:anchor="__RefHeading___Toc100591_3949650649">
+          <w:hyperlink w:anchor="__RefHeading___Toc1153_1405042493">
             <w:r>
               <w:rPr>
                 <w:webHidden/>
@@ -1249,7 +1249,7 @@
             </w:tabs>
             <w:rPr/>
           </w:pPr>
-          <w:hyperlink w:anchor="__RefHeading___Toc100593_3949650649">
+          <w:hyperlink w:anchor="__RefHeading___Toc1155_1405042493">
             <w:r>
               <w:rPr>
                 <w:webHidden/>
@@ -1271,7 +1271,7 @@
             </w:tabs>
             <w:rPr/>
           </w:pPr>
-          <w:hyperlink w:anchor="__RefHeading___Toc100595_3949650649">
+          <w:hyperlink w:anchor="__RefHeading___Toc1157_1405042493">
             <w:r>
               <w:rPr>
                 <w:webHidden/>
@@ -1293,7 +1293,7 @@
             </w:tabs>
             <w:rPr/>
           </w:pPr>
-          <w:hyperlink w:anchor="__RefHeading___Toc100597_3949650649">
+          <w:hyperlink w:anchor="__RefHeading___Toc1159_1405042493">
             <w:r>
               <w:rPr>
                 <w:webHidden/>
@@ -1315,7 +1315,7 @@
             </w:tabs>
             <w:rPr/>
           </w:pPr>
-          <w:hyperlink w:anchor="__RefHeading___Toc100599_3949650649">
+          <w:hyperlink w:anchor="__RefHeading___Toc1161_1405042493">
             <w:r>
               <w:rPr>
                 <w:webHidden/>
@@ -1337,7 +1337,7 @@
             </w:tabs>
             <w:rPr/>
           </w:pPr>
-          <w:hyperlink w:anchor="__RefHeading___Toc100601_3949650649">
+          <w:hyperlink w:anchor="__RefHeading___Toc1163_1405042493">
             <w:r>
               <w:rPr>
                 <w:webHidden/>
@@ -1359,7 +1359,7 @@
             </w:tabs>
             <w:rPr/>
           </w:pPr>
-          <w:hyperlink w:anchor="__RefHeading___Toc100603_3949650649">
+          <w:hyperlink w:anchor="__RefHeading___Toc1165_1405042493">
             <w:r>
               <w:rPr>
                 <w:webHidden/>
@@ -1381,7 +1381,7 @@
             </w:tabs>
             <w:rPr/>
           </w:pPr>
-          <w:hyperlink w:anchor="__RefHeading___Toc100605_3949650649">
+          <w:hyperlink w:anchor="__RefHeading___Toc1167_1405042493">
             <w:r>
               <w:rPr>
                 <w:webHidden/>
@@ -1403,7 +1403,7 @@
             </w:tabs>
             <w:rPr/>
           </w:pPr>
-          <w:hyperlink w:anchor="__RefHeading___Toc100607_3949650649">
+          <w:hyperlink w:anchor="__RefHeading___Toc1169_1405042493">
             <w:r>
               <w:rPr>
                 <w:webHidden/>
@@ -1425,7 +1425,7 @@
             </w:tabs>
             <w:rPr/>
           </w:pPr>
-          <w:hyperlink w:anchor="__RefHeading___Toc100609_3949650649">
+          <w:hyperlink w:anchor="__RefHeading___Toc1171_1405042493">
             <w:r>
               <w:rPr>
                 <w:webHidden/>
@@ -1447,7 +1447,7 @@
             </w:tabs>
             <w:rPr/>
           </w:pPr>
-          <w:hyperlink w:anchor="__RefHeading___Toc100611_3949650649">
+          <w:hyperlink w:anchor="__RefHeading___Toc1173_1405042493">
             <w:r>
               <w:rPr>
                 <w:webHidden/>
@@ -1469,7 +1469,7 @@
             </w:tabs>
             <w:rPr/>
           </w:pPr>
-          <w:hyperlink w:anchor="__RefHeading___Toc100613_3949650649">
+          <w:hyperlink w:anchor="__RefHeading___Toc1175_1405042493">
             <w:r>
               <w:rPr>
                 <w:webHidden/>
@@ -1491,7 +1491,7 @@
             </w:tabs>
             <w:rPr/>
           </w:pPr>
-          <w:hyperlink w:anchor="__RefHeading___Toc100615_3949650649">
+          <w:hyperlink w:anchor="__RefHeading___Toc1177_1405042493">
             <w:r>
               <w:rPr>
                 <w:webHidden/>
@@ -1513,7 +1513,7 @@
             </w:tabs>
             <w:rPr/>
           </w:pPr>
-          <w:hyperlink w:anchor="__RefHeading___Toc100617_3949650649">
+          <w:hyperlink w:anchor="__RefHeading___Toc1179_1405042493">
             <w:r>
               <w:rPr>
                 <w:webHidden/>
@@ -1535,7 +1535,7 @@
             </w:tabs>
             <w:rPr/>
           </w:pPr>
-          <w:hyperlink w:anchor="__RefHeading___Toc100619_3949650649">
+          <w:hyperlink w:anchor="__RefHeading___Toc1181_1405042493">
             <w:r>
               <w:rPr>
                 <w:webHidden/>
@@ -1557,7 +1557,7 @@
             </w:tabs>
             <w:rPr/>
           </w:pPr>
-          <w:hyperlink w:anchor="__RefHeading___Toc100621_3949650649">
+          <w:hyperlink w:anchor="__RefHeading___Toc1183_1405042493">
             <w:r>
               <w:rPr>
                 <w:webHidden/>
@@ -1579,7 +1579,7 @@
             </w:tabs>
             <w:rPr/>
           </w:pPr>
-          <w:hyperlink w:anchor="__RefHeading___Toc100623_3949650649">
+          <w:hyperlink w:anchor="__RefHeading___Toc1185_1405042493">
             <w:r>
               <w:rPr>
                 <w:webHidden/>
@@ -1601,7 +1601,7 @@
             </w:tabs>
             <w:rPr/>
           </w:pPr>
-          <w:hyperlink w:anchor="__RefHeading___Toc100625_3949650649">
+          <w:hyperlink w:anchor="__RefHeading___Toc1187_1405042493">
             <w:r>
               <w:rPr>
                 <w:webHidden/>
@@ -1623,7 +1623,7 @@
             </w:tabs>
             <w:rPr/>
           </w:pPr>
-          <w:hyperlink w:anchor="__RefHeading___Toc100627_3949650649">
+          <w:hyperlink w:anchor="__RefHeading___Toc1189_1405042493">
             <w:r>
               <w:rPr>
                 <w:webHidden/>
@@ -1645,7 +1645,7 @@
             </w:tabs>
             <w:rPr/>
           </w:pPr>
-          <w:hyperlink w:anchor="__RefHeading___Toc100629_3949650649">
+          <w:hyperlink w:anchor="__RefHeading___Toc1191_1405042493">
             <w:r>
               <w:rPr>
                 <w:webHidden/>
@@ -1667,7 +1667,7 @@
             </w:tabs>
             <w:rPr/>
           </w:pPr>
-          <w:hyperlink w:anchor="__RefHeading___Toc100631_3949650649">
+          <w:hyperlink w:anchor="__RefHeading___Toc1193_1405042493">
             <w:r>
               <w:rPr>
                 <w:webHidden/>
@@ -1689,7 +1689,7 @@
             </w:tabs>
             <w:rPr/>
           </w:pPr>
-          <w:hyperlink w:anchor="__RefHeading___Toc100633_3949650649">
+          <w:hyperlink w:anchor="__RefHeading___Toc1195_1405042493">
             <w:r>
               <w:rPr>
                 <w:webHidden/>
@@ -1711,7 +1711,7 @@
             </w:tabs>
             <w:rPr/>
           </w:pPr>
-          <w:hyperlink w:anchor="__RefHeading___Toc100635_3949650649">
+          <w:hyperlink w:anchor="__RefHeading___Toc1197_1405042493">
             <w:r>
               <w:rPr>
                 <w:webHidden/>
@@ -1733,7 +1733,7 @@
             </w:tabs>
             <w:rPr/>
           </w:pPr>
-          <w:hyperlink w:anchor="__RefHeading___Toc100637_3949650649">
+          <w:hyperlink w:anchor="__RefHeading___Toc1199_1405042493">
             <w:r>
               <w:rPr>
                 <w:webHidden/>
@@ -1755,7 +1755,7 @@
             </w:tabs>
             <w:rPr/>
           </w:pPr>
-          <w:hyperlink w:anchor="__RefHeading___Toc100639_3949650649">
+          <w:hyperlink w:anchor="__RefHeading___Toc1201_1405042493">
             <w:r>
               <w:rPr>
                 <w:webHidden/>
@@ -1777,7 +1777,7 @@
             </w:tabs>
             <w:rPr/>
           </w:pPr>
-          <w:hyperlink w:anchor="__RefHeading___Toc100641_3949650649">
+          <w:hyperlink w:anchor="__RefHeading___Toc1203_1405042493">
             <w:r>
               <w:rPr>
                 <w:webHidden/>
@@ -1799,7 +1799,7 @@
             </w:tabs>
             <w:rPr/>
           </w:pPr>
-          <w:hyperlink w:anchor="__RefHeading___Toc100643_3949650649">
+          <w:hyperlink w:anchor="__RefHeading___Toc1205_1405042493">
             <w:r>
               <w:rPr>
                 <w:webHidden/>
@@ -1821,7 +1821,7 @@
             </w:tabs>
             <w:rPr/>
           </w:pPr>
-          <w:hyperlink w:anchor="__RefHeading___Toc100645_3949650649">
+          <w:hyperlink w:anchor="__RefHeading___Toc1207_1405042493">
             <w:r>
               <w:rPr>
                 <w:webHidden/>
@@ -1843,7 +1843,7 @@
             </w:tabs>
             <w:rPr/>
           </w:pPr>
-          <w:hyperlink w:anchor="__RefHeading___Toc100647_3949650649">
+          <w:hyperlink w:anchor="__RefHeading___Toc1209_1405042493">
             <w:r>
               <w:rPr>
                 <w:webHidden/>
@@ -1865,7 +1865,7 @@
             </w:tabs>
             <w:rPr/>
           </w:pPr>
-          <w:hyperlink w:anchor="__RefHeading___Toc100649_3949650649">
+          <w:hyperlink w:anchor="__RefHeading___Toc1211_1405042493">
             <w:r>
               <w:rPr>
                 <w:webHidden/>
@@ -1887,7 +1887,7 @@
             </w:tabs>
             <w:rPr/>
           </w:pPr>
-          <w:hyperlink w:anchor="__RefHeading___Toc100651_3949650649">
+          <w:hyperlink w:anchor="__RefHeading___Toc1213_1405042493">
             <w:r>
               <w:rPr>
                 <w:webHidden/>
@@ -1909,7 +1909,7 @@
             </w:tabs>
             <w:rPr/>
           </w:pPr>
-          <w:hyperlink w:anchor="__RefHeading___Toc100653_3949650649">
+          <w:hyperlink w:anchor="__RefHeading___Toc1215_1405042493">
             <w:r>
               <w:rPr>
                 <w:webHidden/>
@@ -1931,7 +1931,7 @@
             </w:tabs>
             <w:rPr/>
           </w:pPr>
-          <w:hyperlink w:anchor="__RefHeading___Toc100655_3949650649">
+          <w:hyperlink w:anchor="__RefHeading___Toc1217_1405042493">
             <w:r>
               <w:rPr>
                 <w:webHidden/>
@@ -1953,7 +1953,7 @@
             </w:tabs>
             <w:rPr/>
           </w:pPr>
-          <w:hyperlink w:anchor="__RefHeading___Toc100657_3949650649">
+          <w:hyperlink w:anchor="__RefHeading___Toc1219_1405042493">
             <w:r>
               <w:rPr>
                 <w:webHidden/>
@@ -1975,7 +1975,7 @@
             </w:tabs>
             <w:rPr/>
           </w:pPr>
-          <w:hyperlink w:anchor="__RefHeading___Toc100659_3949650649">
+          <w:hyperlink w:anchor="__RefHeading___Toc1221_1405042493">
             <w:r>
               <w:rPr>
                 <w:webHidden/>
@@ -1997,7 +1997,7 @@
             </w:tabs>
             <w:rPr/>
           </w:pPr>
-          <w:hyperlink w:anchor="__RefHeading___Toc100661_3949650649">
+          <w:hyperlink w:anchor="__RefHeading___Toc1223_1405042493">
             <w:r>
               <w:rPr>
                 <w:webHidden/>
@@ -2019,7 +2019,7 @@
             </w:tabs>
             <w:rPr/>
           </w:pPr>
-          <w:hyperlink w:anchor="__RefHeading___Toc100663_3949650649">
+          <w:hyperlink w:anchor="__RefHeading___Toc1225_1405042493">
             <w:r>
               <w:rPr>
                 <w:webHidden/>
@@ -2041,7 +2041,7 @@
             </w:tabs>
             <w:rPr/>
           </w:pPr>
-          <w:hyperlink w:anchor="__RefHeading___Toc100665_3949650649">
+          <w:hyperlink w:anchor="__RefHeading___Toc1227_1405042493">
             <w:r>
               <w:rPr>
                 <w:webHidden/>
@@ -2063,7 +2063,7 @@
             </w:tabs>
             <w:rPr/>
           </w:pPr>
-          <w:hyperlink w:anchor="__RefHeading___Toc100667_3949650649">
+          <w:hyperlink w:anchor="__RefHeading___Toc1229_1405042493">
             <w:r>
               <w:rPr>
                 <w:webHidden/>
@@ -2085,7 +2085,7 @@
             </w:tabs>
             <w:rPr/>
           </w:pPr>
-          <w:hyperlink w:anchor="__RefHeading___Toc100669_3949650649">
+          <w:hyperlink w:anchor="__RefHeading___Toc1231_1405042493">
             <w:r>
               <w:rPr>
                 <w:webHidden/>
@@ -2107,7 +2107,7 @@
             </w:tabs>
             <w:rPr/>
           </w:pPr>
-          <w:hyperlink w:anchor="__RefHeading___Toc100671_3949650649">
+          <w:hyperlink w:anchor="__RefHeading___Toc1233_1405042493">
             <w:r>
               <w:rPr>
                 <w:webHidden/>
@@ -2129,7 +2129,7 @@
             </w:tabs>
             <w:rPr/>
           </w:pPr>
-          <w:hyperlink w:anchor="__RefHeading___Toc100673_3949650649">
+          <w:hyperlink w:anchor="__RefHeading___Toc1235_1405042493">
             <w:r>
               <w:rPr>
                 <w:webHidden/>
@@ -2151,7 +2151,7 @@
             </w:tabs>
             <w:rPr/>
           </w:pPr>
-          <w:hyperlink w:anchor="__RefHeading___Toc100675_3949650649">
+          <w:hyperlink w:anchor="__RefHeading___Toc1237_1405042493">
             <w:r>
               <w:rPr>
                 <w:webHidden/>
@@ -2173,7 +2173,7 @@
             </w:tabs>
             <w:rPr/>
           </w:pPr>
-          <w:hyperlink w:anchor="__RefHeading___Toc100677_3949650649">
+          <w:hyperlink w:anchor="__RefHeading___Toc1239_1405042493">
             <w:r>
               <w:rPr>
                 <w:webHidden/>
@@ -2195,7 +2195,7 @@
             </w:tabs>
             <w:rPr/>
           </w:pPr>
-          <w:hyperlink w:anchor="__RefHeading___Toc100679_3949650649">
+          <w:hyperlink w:anchor="__RefHeading___Toc1241_1405042493">
             <w:r>
               <w:rPr>
                 <w:webHidden/>
@@ -2217,7 +2217,7 @@
             </w:tabs>
             <w:rPr/>
           </w:pPr>
-          <w:hyperlink w:anchor="__RefHeading___Toc100681_3949650649">
+          <w:hyperlink w:anchor="__RefHeading___Toc1243_1405042493">
             <w:r>
               <w:rPr>
                 <w:webHidden/>
@@ -2239,7 +2239,7 @@
             </w:tabs>
             <w:rPr/>
           </w:pPr>
-          <w:hyperlink w:anchor="__RefHeading___Toc100683_3949650649">
+          <w:hyperlink w:anchor="__RefHeading___Toc1245_1405042493">
             <w:r>
               <w:rPr>
                 <w:webHidden/>
@@ -2261,7 +2261,7 @@
             </w:tabs>
             <w:rPr/>
           </w:pPr>
-          <w:hyperlink w:anchor="__RefHeading___Toc100685_3949650649">
+          <w:hyperlink w:anchor="__RefHeading___Toc1247_1405042493">
             <w:r>
               <w:rPr>
                 <w:webHidden/>
@@ -2283,7 +2283,7 @@
             </w:tabs>
             <w:rPr/>
           </w:pPr>
-          <w:hyperlink w:anchor="__RefHeading___Toc100687_3949650649">
+          <w:hyperlink w:anchor="__RefHeading___Toc1249_1405042493">
             <w:r>
               <w:rPr>
                 <w:webHidden/>
@@ -2305,7 +2305,7 @@
             </w:tabs>
             <w:rPr/>
           </w:pPr>
-          <w:hyperlink w:anchor="__RefHeading___Toc100689_3949650649">
+          <w:hyperlink w:anchor="__RefHeading___Toc1251_1405042493">
             <w:r>
               <w:rPr>
                 <w:webHidden/>
@@ -2327,7 +2327,7 @@
             </w:tabs>
             <w:rPr/>
           </w:pPr>
-          <w:hyperlink w:anchor="__RefHeading___Toc100691_3949650649">
+          <w:hyperlink w:anchor="__RefHeading___Toc1253_1405042493">
             <w:r>
               <w:rPr>
                 <w:webHidden/>
@@ -2349,7 +2349,7 @@
             </w:tabs>
             <w:rPr/>
           </w:pPr>
-          <w:hyperlink w:anchor="__RefHeading___Toc100693_3949650649">
+          <w:hyperlink w:anchor="__RefHeading___Toc1255_1405042493">
             <w:r>
               <w:rPr>
                 <w:webHidden/>
@@ -2371,7 +2371,7 @@
             </w:tabs>
             <w:rPr/>
           </w:pPr>
-          <w:hyperlink w:anchor="__RefHeading___Toc100695_3949650649">
+          <w:hyperlink w:anchor="__RefHeading___Toc1257_1405042493">
             <w:r>
               <w:rPr>
                 <w:webHidden/>
@@ -2419,7 +2419,7 @@
       <w:r>
         <w:br w:type="page"/>
       </w:r>
-      <w:bookmarkStart w:id="0" w:name="__RefHeading___Toc100553_3949650649"/>
+      <w:bookmarkStart w:id="0" w:name="__RefHeading___Toc1115_1405042493"/>
       <w:bookmarkStart w:id="1" w:name="_Toc48319687"/>
       <w:bookmarkStart w:id="2" w:name="_Toc11824118"/>
       <w:bookmarkEnd w:id="0"/>
@@ -3064,7 +3064,7 @@
           <w:spacing w:val="0"/>
         </w:rPr>
       </w:pPr>
-      <w:bookmarkStart w:id="4" w:name="__RefHeading___Toc100555_3949650649"/>
+      <w:bookmarkStart w:id="4" w:name="__RefHeading___Toc1117_1405042493"/>
       <w:bookmarkStart w:id="5" w:name="_Toc233203388"/>
       <w:bookmarkEnd w:id="4"/>
       <w:r>
@@ -4685,7 +4685,7 @@
         <w:pageBreakBefore w:val="false"/>
         <w:rPr/>
       </w:pPr>
-      <w:bookmarkStart w:id="6" w:name="__RefHeading___Toc100557_3949650649"/>
+      <w:bookmarkStart w:id="6" w:name="__RefHeading___Toc1119_1405042493"/>
       <w:bookmarkEnd w:id="6"/>
       <w:r>
         <w:rPr>
@@ -4702,7 +4702,7 @@
         <w:pStyle w:val="Heading2"/>
         <w:rPr/>
       </w:pPr>
-      <w:bookmarkStart w:id="7" w:name="__RefHeading___Toc100559_3949650649"/>
+      <w:bookmarkStart w:id="7" w:name="__RefHeading___Toc1121_1405042493"/>
       <w:bookmarkEnd w:id="7"/>
       <w:r>
         <w:rPr>
@@ -4734,7 +4734,7 @@
         <w:pStyle w:val="Heading2"/>
         <w:rPr/>
       </w:pPr>
-      <w:bookmarkStart w:id="8" w:name="__RefHeading___Toc100561_3949650649"/>
+      <w:bookmarkStart w:id="8" w:name="__RefHeading___Toc1123_1405042493"/>
       <w:bookmarkEnd w:id="8"/>
       <w:r>
         <w:rPr>
@@ -4849,7 +4849,7 @@
         <w:pStyle w:val="Heading1"/>
         <w:rPr/>
       </w:pPr>
-      <w:bookmarkStart w:id="9" w:name="__RefHeading___Toc100563_3949650649"/>
+      <w:bookmarkStart w:id="9" w:name="__RefHeading___Toc1125_1405042493"/>
       <w:bookmarkEnd w:id="9"/>
       <w:r>
         <w:rPr>
@@ -4866,7 +4866,7 @@
         <w:pStyle w:val="Heading2"/>
         <w:rPr/>
       </w:pPr>
-      <w:bookmarkStart w:id="10" w:name="__RefHeading___Toc100565_3949650649"/>
+      <w:bookmarkStart w:id="10" w:name="__RefHeading___Toc1127_1405042493"/>
       <w:bookmarkEnd w:id="10"/>
       <w:r>
         <w:rPr>
@@ -4898,7 +4898,7 @@
         <w:pStyle w:val="Heading2"/>
         <w:rPr/>
       </w:pPr>
-      <w:bookmarkStart w:id="11" w:name="__RefHeading___Toc100567_3949650649"/>
+      <w:bookmarkStart w:id="11" w:name="__RefHeading___Toc1129_1405042493"/>
       <w:bookmarkEnd w:id="11"/>
       <w:r>
         <w:rPr>
@@ -4930,7 +4930,7 @@
         <w:pStyle w:val="Heading2"/>
         <w:rPr/>
       </w:pPr>
-      <w:bookmarkStart w:id="12" w:name="__RefHeading___Toc100569_3949650649"/>
+      <w:bookmarkStart w:id="12" w:name="__RefHeading___Toc1131_1405042493"/>
       <w:bookmarkEnd w:id="12"/>
       <w:r>
         <w:rPr>
@@ -4962,7 +4962,7 @@
         <w:pStyle w:val="Heading2"/>
         <w:rPr/>
       </w:pPr>
-      <w:bookmarkStart w:id="13" w:name="__RefHeading___Toc100571_3949650649"/>
+      <w:bookmarkStart w:id="13" w:name="__RefHeading___Toc1133_1405042493"/>
       <w:bookmarkEnd w:id="13"/>
       <w:r>
         <w:rPr>
@@ -4994,7 +4994,7 @@
         <w:pStyle w:val="Heading2"/>
         <w:rPr/>
       </w:pPr>
-      <w:bookmarkStart w:id="14" w:name="__RefHeading___Toc100573_3949650649"/>
+      <w:bookmarkStart w:id="14" w:name="__RefHeading___Toc1135_1405042493"/>
       <w:bookmarkEnd w:id="14"/>
       <w:r>
         <w:rPr>
@@ -5026,7 +5026,7 @@
         <w:pStyle w:val="Heading2"/>
         <w:rPr/>
       </w:pPr>
-      <w:bookmarkStart w:id="15" w:name="__RefHeading___Toc100575_3949650649"/>
+      <w:bookmarkStart w:id="15" w:name="__RefHeading___Toc1137_1405042493"/>
       <w:bookmarkEnd w:id="15"/>
       <w:r>
         <w:rPr>
@@ -5058,7 +5058,7 @@
         <w:pStyle w:val="Heading2"/>
         <w:rPr/>
       </w:pPr>
-      <w:bookmarkStart w:id="16" w:name="__RefHeading___Toc100577_3949650649"/>
+      <w:bookmarkStart w:id="16" w:name="__RefHeading___Toc1139_1405042493"/>
       <w:bookmarkEnd w:id="16"/>
       <w:r>
         <w:rPr>
@@ -5090,7 +5090,7 @@
         <w:pStyle w:val="Heading2"/>
         <w:rPr/>
       </w:pPr>
-      <w:bookmarkStart w:id="17" w:name="__RefHeading___Toc100579_3949650649"/>
+      <w:bookmarkStart w:id="17" w:name="__RefHeading___Toc1141_1405042493"/>
       <w:bookmarkEnd w:id="17"/>
       <w:r>
         <w:rPr>
@@ -5122,7 +5122,7 @@
         <w:pStyle w:val="Heading2"/>
         <w:rPr/>
       </w:pPr>
-      <w:bookmarkStart w:id="18" w:name="__RefHeading___Toc100581_3949650649"/>
+      <w:bookmarkStart w:id="18" w:name="__RefHeading___Toc1143_1405042493"/>
       <w:bookmarkEnd w:id="18"/>
       <w:r>
         <w:rPr>
@@ -5154,7 +5154,7 @@
         <w:pStyle w:val="Heading2"/>
         <w:rPr/>
       </w:pPr>
-      <w:bookmarkStart w:id="19" w:name="__RefHeading___Toc100583_3949650649"/>
+      <w:bookmarkStart w:id="19" w:name="__RefHeading___Toc1145_1405042493"/>
       <w:bookmarkEnd w:id="19"/>
       <w:r>
         <w:rPr>
@@ -5189,7 +5189,7 @@
         <w:pStyle w:val="Heading1"/>
         <w:rPr/>
       </w:pPr>
-      <w:bookmarkStart w:id="20" w:name="__RefHeading___Toc100585_3949650649"/>
+      <w:bookmarkStart w:id="20" w:name="__RefHeading___Toc1147_1405042493"/>
       <w:bookmarkEnd w:id="20"/>
       <w:r>
         <w:rPr>
@@ -5206,7 +5206,7 @@
         <w:pStyle w:val="Heading2"/>
         <w:rPr/>
       </w:pPr>
-      <w:bookmarkStart w:id="21" w:name="__RefHeading___Toc100587_3949650649"/>
+      <w:bookmarkStart w:id="21" w:name="__RefHeading___Toc1149_1405042493"/>
       <w:bookmarkEnd w:id="21"/>
       <w:r>
         <w:rPr>
@@ -5238,7 +5238,7 @@
         <w:pStyle w:val="Heading2"/>
         <w:rPr/>
       </w:pPr>
-      <w:bookmarkStart w:id="22" w:name="__RefHeading___Toc100589_3949650649"/>
+      <w:bookmarkStart w:id="22" w:name="__RefHeading___Toc1151_1405042493"/>
       <w:bookmarkEnd w:id="22"/>
       <w:r>
         <w:rPr>
@@ -5270,7 +5270,7 @@
         <w:pStyle w:val="Heading2"/>
         <w:rPr/>
       </w:pPr>
-      <w:bookmarkStart w:id="23" w:name="__RefHeading___Toc100591_3949650649"/>
+      <w:bookmarkStart w:id="23" w:name="__RefHeading___Toc1153_1405042493"/>
       <w:bookmarkEnd w:id="23"/>
       <w:r>
         <w:rPr>
@@ -5302,7 +5302,7 @@
         <w:pStyle w:val="Heading2"/>
         <w:rPr/>
       </w:pPr>
-      <w:bookmarkStart w:id="24" w:name="__RefHeading___Toc100593_3949650649"/>
+      <w:bookmarkStart w:id="24" w:name="__RefHeading___Toc1155_1405042493"/>
       <w:bookmarkEnd w:id="24"/>
       <w:r>
         <w:rPr>
@@ -5334,7 +5334,7 @@
         <w:pStyle w:val="Heading2"/>
         <w:rPr/>
       </w:pPr>
-      <w:bookmarkStart w:id="25" w:name="__RefHeading___Toc100595_3949650649"/>
+      <w:bookmarkStart w:id="25" w:name="__RefHeading___Toc1157_1405042493"/>
       <w:bookmarkEnd w:id="25"/>
       <w:r>
         <w:rPr>
@@ -5366,7 +5366,7 @@
         <w:pStyle w:val="Heading2"/>
         <w:rPr/>
       </w:pPr>
-      <w:bookmarkStart w:id="26" w:name="__RefHeading___Toc100597_3949650649"/>
+      <w:bookmarkStart w:id="26" w:name="__RefHeading___Toc1159_1405042493"/>
       <w:bookmarkEnd w:id="26"/>
       <w:r>
         <w:rPr>
@@ -5508,7 +5508,7 @@
         <w:pStyle w:val="Heading2"/>
         <w:rPr/>
       </w:pPr>
-      <w:bookmarkStart w:id="27" w:name="__RefHeading___Toc100599_3949650649"/>
+      <w:bookmarkStart w:id="27" w:name="__RefHeading___Toc1161_1405042493"/>
       <w:bookmarkEnd w:id="27"/>
       <w:r>
         <w:rPr>
@@ -5543,7 +5543,7 @@
         <w:pStyle w:val="Heading1"/>
         <w:rPr/>
       </w:pPr>
-      <w:bookmarkStart w:id="28" w:name="__RefHeading___Toc100601_3949650649"/>
+      <w:bookmarkStart w:id="28" w:name="__RefHeading___Toc1163_1405042493"/>
       <w:bookmarkEnd w:id="28"/>
       <w:r>
         <w:rPr>
@@ -5560,7 +5560,7 @@
         <w:pStyle w:val="Heading2"/>
         <w:rPr/>
       </w:pPr>
-      <w:bookmarkStart w:id="29" w:name="__RefHeading___Toc100603_3949650649"/>
+      <w:bookmarkStart w:id="29" w:name="__RefHeading___Toc1165_1405042493"/>
       <w:bookmarkEnd w:id="29"/>
       <w:r>
         <w:rPr>
@@ -5592,7 +5592,7 @@
         <w:pStyle w:val="Heading2"/>
         <w:rPr/>
       </w:pPr>
-      <w:bookmarkStart w:id="30" w:name="__RefHeading___Toc100605_3949650649"/>
+      <w:bookmarkStart w:id="30" w:name="__RefHeading___Toc1167_1405042493"/>
       <w:bookmarkEnd w:id="30"/>
       <w:r>
         <w:rPr>
@@ -5624,7 +5624,7 @@
         <w:pStyle w:val="Heading2"/>
         <w:rPr/>
       </w:pPr>
-      <w:bookmarkStart w:id="31" w:name="__RefHeading___Toc100607_3949650649"/>
+      <w:bookmarkStart w:id="31" w:name="__RefHeading___Toc1169_1405042493"/>
       <w:bookmarkEnd w:id="31"/>
       <w:r>
         <w:rPr>
@@ -5656,7 +5656,7 @@
         <w:pStyle w:val="Heading2"/>
         <w:rPr/>
       </w:pPr>
-      <w:bookmarkStart w:id="32" w:name="__RefHeading___Toc100609_3949650649"/>
+      <w:bookmarkStart w:id="32" w:name="__RefHeading___Toc1171_1405042493"/>
       <w:bookmarkEnd w:id="32"/>
       <w:r>
         <w:rPr>
@@ -5688,7 +5688,7 @@
         <w:pStyle w:val="Heading2"/>
         <w:rPr/>
       </w:pPr>
-      <w:bookmarkStart w:id="33" w:name="__RefHeading___Toc100611_3949650649"/>
+      <w:bookmarkStart w:id="33" w:name="__RefHeading___Toc1173_1405042493"/>
       <w:bookmarkEnd w:id="33"/>
       <w:r>
         <w:rPr>
@@ -5723,7 +5723,7 @@
         <w:pStyle w:val="Heading1"/>
         <w:rPr/>
       </w:pPr>
-      <w:bookmarkStart w:id="34" w:name="__RefHeading___Toc100613_3949650649"/>
+      <w:bookmarkStart w:id="34" w:name="__RefHeading___Toc1175_1405042493"/>
       <w:bookmarkEnd w:id="34"/>
       <w:r>
         <w:rPr>
@@ -5740,7 +5740,7 @@
         <w:pStyle w:val="Heading2"/>
         <w:rPr/>
       </w:pPr>
-      <w:bookmarkStart w:id="35" w:name="__RefHeading___Toc100615_3949650649"/>
+      <w:bookmarkStart w:id="35" w:name="__RefHeading___Toc1177_1405042493"/>
       <w:bookmarkEnd w:id="35"/>
       <w:r>
         <w:rPr>
@@ -5772,7 +5772,7 @@
         <w:pStyle w:val="Heading2"/>
         <w:rPr/>
       </w:pPr>
-      <w:bookmarkStart w:id="36" w:name="__RefHeading___Toc100617_3949650649"/>
+      <w:bookmarkStart w:id="36" w:name="__RefHeading___Toc1179_1405042493"/>
       <w:bookmarkEnd w:id="36"/>
       <w:r>
         <w:rPr>
@@ -5804,7 +5804,7 @@
         <w:pStyle w:val="Heading2"/>
         <w:rPr/>
       </w:pPr>
-      <w:bookmarkStart w:id="37" w:name="__RefHeading___Toc100619_3949650649"/>
+      <w:bookmarkStart w:id="37" w:name="__RefHeading___Toc1181_1405042493"/>
       <w:bookmarkEnd w:id="37"/>
       <w:r>
         <w:rPr>
@@ -5836,7 +5836,7 @@
         <w:pStyle w:val="Heading2"/>
         <w:rPr/>
       </w:pPr>
-      <w:bookmarkStart w:id="38" w:name="__RefHeading___Toc100621_3949650649"/>
+      <w:bookmarkStart w:id="38" w:name="__RefHeading___Toc1183_1405042493"/>
       <w:bookmarkEnd w:id="38"/>
       <w:r>
         <w:rPr>
@@ -5868,7 +5868,7 @@
         <w:pStyle w:val="Heading2"/>
         <w:rPr/>
       </w:pPr>
-      <w:bookmarkStart w:id="39" w:name="__RefHeading___Toc100623_3949650649"/>
+      <w:bookmarkStart w:id="39" w:name="__RefHeading___Toc1185_1405042493"/>
       <w:bookmarkEnd w:id="39"/>
       <w:r>
         <w:rPr>
@@ -5900,7 +5900,7 @@
         <w:pStyle w:val="Heading2"/>
         <w:rPr/>
       </w:pPr>
-      <w:bookmarkStart w:id="40" w:name="__RefHeading___Toc100625_3949650649"/>
+      <w:bookmarkStart w:id="40" w:name="__RefHeading___Toc1187_1405042493"/>
       <w:bookmarkEnd w:id="40"/>
       <w:r>
         <w:rPr>
@@ -5924,7 +5924,7 @@
           <w:color w:val="101820"/>
           <w:sz w:val="21"/>
         </w:rPr>
-        <w:t>Yes. For this release, 497 test cases were prepared and 480 passed; the remaining cases are failed, blocked or not run, each tracked in the defect register. The backend business-rule regression has 634 tests. An end-to-end UAT cycle of 371 business steps ran on a fresh database with one user per role, from set-up to month-end close. An external penetration test was not part of this cycle and is recommended before go-live.</w:t>
+        <w:t>Yes. For this release, 497 test cases were prepared and, after the re-test of 03 October 2026, 486 passed; the remaining 11 are 2 open Medium items, 3 cases that need a mail server and 6 not yet run, each tracked in the test workbook. The backend business-rule regression has 717 tests. An end-to-end UAT cycle of 371 business steps ran on a fresh database with one user per role, from set-up to month-end close. An external penetration test was not part of this cycle and is recommended before go-live.</w:t>
       </w:r>
       <w:r>
         <w:br w:type="page"/>
@@ -5935,7 +5935,7 @@
         <w:pStyle w:val="Heading1"/>
         <w:rPr/>
       </w:pPr>
-      <w:bookmarkStart w:id="41" w:name="__RefHeading___Toc100627_3949650649"/>
+      <w:bookmarkStart w:id="41" w:name="__RefHeading___Toc1189_1405042493"/>
       <w:bookmarkEnd w:id="41"/>
       <w:r>
         <w:rPr>
@@ -5952,7 +5952,7 @@
         <w:pStyle w:val="Heading2"/>
         <w:rPr/>
       </w:pPr>
-      <w:bookmarkStart w:id="42" w:name="__RefHeading___Toc100629_3949650649"/>
+      <w:bookmarkStart w:id="42" w:name="__RefHeading___Toc1191_1405042493"/>
       <w:bookmarkEnd w:id="42"/>
       <w:r>
         <w:rPr>
@@ -5984,7 +5984,7 @@
         <w:pStyle w:val="Heading2"/>
         <w:rPr/>
       </w:pPr>
-      <w:bookmarkStart w:id="43" w:name="__RefHeading___Toc100631_3949650649"/>
+      <w:bookmarkStart w:id="43" w:name="__RefHeading___Toc1193_1405042493"/>
       <w:bookmarkEnd w:id="43"/>
       <w:r>
         <w:rPr>
@@ -6016,7 +6016,7 @@
         <w:pStyle w:val="Heading2"/>
         <w:rPr/>
       </w:pPr>
-      <w:bookmarkStart w:id="44" w:name="__RefHeading___Toc100633_3949650649"/>
+      <w:bookmarkStart w:id="44" w:name="__RefHeading___Toc1195_1405042493"/>
       <w:bookmarkEnd w:id="44"/>
       <w:r>
         <w:rPr>
@@ -6048,7 +6048,7 @@
         <w:pStyle w:val="Heading2"/>
         <w:rPr/>
       </w:pPr>
-      <w:bookmarkStart w:id="45" w:name="__RefHeading___Toc100635_3949650649"/>
+      <w:bookmarkStart w:id="45" w:name="__RefHeading___Toc1197_1405042493"/>
       <w:bookmarkEnd w:id="45"/>
       <w:r>
         <w:rPr>
@@ -6083,7 +6083,7 @@
         <w:pStyle w:val="Heading1"/>
         <w:rPr/>
       </w:pPr>
-      <w:bookmarkStart w:id="46" w:name="__RefHeading___Toc100637_3949650649"/>
+      <w:bookmarkStart w:id="46" w:name="__RefHeading___Toc1199_1405042493"/>
       <w:bookmarkEnd w:id="46"/>
       <w:r>
         <w:rPr>
@@ -6100,7 +6100,7 @@
         <w:pStyle w:val="Heading2"/>
         <w:rPr/>
       </w:pPr>
-      <w:bookmarkStart w:id="47" w:name="__RefHeading___Toc100639_3949650649"/>
+      <w:bookmarkStart w:id="47" w:name="__RefHeading___Toc1201_1405042493"/>
       <w:bookmarkEnd w:id="47"/>
       <w:r>
         <w:rPr>
@@ -6132,7 +6132,7 @@
         <w:pStyle w:val="Heading2"/>
         <w:rPr/>
       </w:pPr>
-      <w:bookmarkStart w:id="48" w:name="__RefHeading___Toc100641_3949650649"/>
+      <w:bookmarkStart w:id="48" w:name="__RefHeading___Toc1203_1405042493"/>
       <w:bookmarkEnd w:id="48"/>
       <w:r>
         <w:rPr>
@@ -6164,7 +6164,7 @@
         <w:pStyle w:val="Heading2"/>
         <w:rPr/>
       </w:pPr>
-      <w:bookmarkStart w:id="49" w:name="__RefHeading___Toc100643_3949650649"/>
+      <w:bookmarkStart w:id="49" w:name="__RefHeading___Toc1205_1405042493"/>
       <w:bookmarkEnd w:id="49"/>
       <w:r>
         <w:rPr>
@@ -6199,7 +6199,7 @@
         <w:pStyle w:val="Heading1"/>
         <w:rPr/>
       </w:pPr>
-      <w:bookmarkStart w:id="50" w:name="__RefHeading___Toc100645_3949650649"/>
+      <w:bookmarkStart w:id="50" w:name="__RefHeading___Toc1207_1405042493"/>
       <w:bookmarkEnd w:id="50"/>
       <w:r>
         <w:rPr>
@@ -6216,7 +6216,7 @@
         <w:pStyle w:val="Heading2"/>
         <w:rPr/>
       </w:pPr>
-      <w:bookmarkStart w:id="51" w:name="__RefHeading___Toc100647_3949650649"/>
+      <w:bookmarkStart w:id="51" w:name="__RefHeading___Toc1209_1405042493"/>
       <w:bookmarkEnd w:id="51"/>
       <w:r>
         <w:rPr>
@@ -6248,7 +6248,7 @@
         <w:pStyle w:val="Heading2"/>
         <w:rPr/>
       </w:pPr>
-      <w:bookmarkStart w:id="52" w:name="__RefHeading___Toc100649_3949650649"/>
+      <w:bookmarkStart w:id="52" w:name="__RefHeading___Toc1211_1405042493"/>
       <w:bookmarkEnd w:id="52"/>
       <w:r>
         <w:rPr>
@@ -6280,7 +6280,7 @@
         <w:pStyle w:val="Heading2"/>
         <w:rPr/>
       </w:pPr>
-      <w:bookmarkStart w:id="53" w:name="__RefHeading___Toc100651_3949650649"/>
+      <w:bookmarkStart w:id="53" w:name="__RefHeading___Toc1213_1405042493"/>
       <w:bookmarkEnd w:id="53"/>
       <w:r>
         <w:rPr>
@@ -6312,7 +6312,7 @@
         <w:pStyle w:val="Heading2"/>
         <w:rPr/>
       </w:pPr>
-      <w:bookmarkStart w:id="54" w:name="__RefHeading___Toc100653_3949650649"/>
+      <w:bookmarkStart w:id="54" w:name="__RefHeading___Toc1215_1405042493"/>
       <w:bookmarkEnd w:id="54"/>
       <w:r>
         <w:rPr>
@@ -6344,7 +6344,7 @@
         <w:pStyle w:val="Heading2"/>
         <w:rPr/>
       </w:pPr>
-      <w:bookmarkStart w:id="55" w:name="__RefHeading___Toc100655_3949650649"/>
+      <w:bookmarkStart w:id="55" w:name="__RefHeading___Toc1217_1405042493"/>
       <w:bookmarkEnd w:id="55"/>
       <w:r>
         <w:rPr>
@@ -6376,7 +6376,7 @@
         <w:pStyle w:val="Heading2"/>
         <w:rPr/>
       </w:pPr>
-      <w:bookmarkStart w:id="56" w:name="__RefHeading___Toc100657_3949650649"/>
+      <w:bookmarkStart w:id="56" w:name="__RefHeading___Toc1219_1405042493"/>
       <w:bookmarkEnd w:id="56"/>
       <w:r>
         <w:rPr>
@@ -6411,7 +6411,7 @@
         <w:pStyle w:val="Heading1"/>
         <w:rPr/>
       </w:pPr>
-      <w:bookmarkStart w:id="57" w:name="__RefHeading___Toc100659_3949650649"/>
+      <w:bookmarkStart w:id="57" w:name="__RefHeading___Toc1221_1405042493"/>
       <w:bookmarkEnd w:id="57"/>
       <w:r>
         <w:rPr>
@@ -6428,7 +6428,7 @@
         <w:pStyle w:val="Heading2"/>
         <w:rPr/>
       </w:pPr>
-      <w:bookmarkStart w:id="58" w:name="__RefHeading___Toc100661_3949650649"/>
+      <w:bookmarkStart w:id="58" w:name="__RefHeading___Toc1223_1405042493"/>
       <w:bookmarkEnd w:id="58"/>
       <w:r>
         <w:rPr>
@@ -6521,7 +6521,7 @@
         <w:pStyle w:val="Heading2"/>
         <w:rPr/>
       </w:pPr>
-      <w:bookmarkStart w:id="59" w:name="__RefHeading___Toc100663_3949650649"/>
+      <w:bookmarkStart w:id="59" w:name="__RefHeading___Toc1225_1405042493"/>
       <w:bookmarkEnd w:id="59"/>
       <w:r>
         <w:rPr>
@@ -6610,7 +6610,7 @@
         <w:pStyle w:val="Heading2"/>
         <w:rPr/>
       </w:pPr>
-      <w:bookmarkStart w:id="60" w:name="__RefHeading___Toc100665_3949650649"/>
+      <w:bookmarkStart w:id="60" w:name="__RefHeading___Toc1227_1405042493"/>
       <w:bookmarkEnd w:id="60"/>
       <w:r>
         <w:rPr>
@@ -6699,7 +6699,7 @@
         <w:pStyle w:val="Heading2"/>
         <w:rPr/>
       </w:pPr>
-      <w:bookmarkStart w:id="61" w:name="__RefHeading___Toc100667_3949650649"/>
+      <w:bookmarkStart w:id="61" w:name="__RefHeading___Toc1229_1405042493"/>
       <w:bookmarkEnd w:id="61"/>
       <w:r>
         <w:rPr>
@@ -6788,7 +6788,7 @@
         <w:pStyle w:val="Heading2"/>
         <w:rPr/>
       </w:pPr>
-      <w:bookmarkStart w:id="62" w:name="__RefHeading___Toc100669_3949650649"/>
+      <w:bookmarkStart w:id="62" w:name="__RefHeading___Toc1231_1405042493"/>
       <w:bookmarkEnd w:id="62"/>
       <w:r>
         <w:rPr>
@@ -6877,7 +6877,7 @@
         <w:pStyle w:val="Heading2"/>
         <w:rPr/>
       </w:pPr>
-      <w:bookmarkStart w:id="63" w:name="__RefHeading___Toc100671_3949650649"/>
+      <w:bookmarkStart w:id="63" w:name="__RefHeading___Toc1233_1405042493"/>
       <w:bookmarkEnd w:id="63"/>
       <w:r>
         <w:rPr>
@@ -6966,7 +6966,7 @@
         <w:pStyle w:val="Heading2"/>
         <w:rPr/>
       </w:pPr>
-      <w:bookmarkStart w:id="64" w:name="__RefHeading___Toc100673_3949650649"/>
+      <w:bookmarkStart w:id="64" w:name="__RefHeading___Toc1235_1405042493"/>
       <w:bookmarkEnd w:id="64"/>
       <w:r>
         <w:rPr>
@@ -7055,7 +7055,7 @@
         <w:pStyle w:val="Heading2"/>
         <w:rPr/>
       </w:pPr>
-      <w:bookmarkStart w:id="65" w:name="__RefHeading___Toc100675_3949650649"/>
+      <w:bookmarkStart w:id="65" w:name="__RefHeading___Toc1237_1405042493"/>
       <w:bookmarkEnd w:id="65"/>
       <w:r>
         <w:rPr>
@@ -7144,7 +7144,7 @@
         <w:pStyle w:val="Heading2"/>
         <w:rPr/>
       </w:pPr>
-      <w:bookmarkStart w:id="66" w:name="__RefHeading___Toc100677_3949650649"/>
+      <w:bookmarkStart w:id="66" w:name="__RefHeading___Toc1239_1405042493"/>
       <w:bookmarkEnd w:id="66"/>
       <w:r>
         <w:rPr>
@@ -7233,7 +7233,7 @@
         <w:pStyle w:val="Heading2"/>
         <w:rPr/>
       </w:pPr>
-      <w:bookmarkStart w:id="67" w:name="__RefHeading___Toc100679_3949650649"/>
+      <w:bookmarkStart w:id="67" w:name="__RefHeading___Toc1241_1405042493"/>
       <w:bookmarkEnd w:id="67"/>
       <w:r>
         <w:rPr>
@@ -7322,7 +7322,7 @@
         <w:pStyle w:val="Heading2"/>
         <w:rPr/>
       </w:pPr>
-      <w:bookmarkStart w:id="68" w:name="__RefHeading___Toc100681_3949650649"/>
+      <w:bookmarkStart w:id="68" w:name="__RefHeading___Toc1243_1405042493"/>
       <w:bookmarkEnd w:id="68"/>
       <w:r>
         <w:rPr>
@@ -7411,7 +7411,7 @@
         <w:pStyle w:val="Heading2"/>
         <w:rPr/>
       </w:pPr>
-      <w:bookmarkStart w:id="69" w:name="__RefHeading___Toc100683_3949650649"/>
+      <w:bookmarkStart w:id="69" w:name="__RefHeading___Toc1245_1405042493"/>
       <w:bookmarkEnd w:id="69"/>
       <w:r>
         <w:rPr>
@@ -7452,7 +7452,7 @@
         <w:pStyle w:val="Heading2"/>
         <w:rPr/>
       </w:pPr>
-      <w:bookmarkStart w:id="70" w:name="__RefHeading___Toc100685_3949650649"/>
+      <w:bookmarkStart w:id="70" w:name="__RefHeading___Toc1247_1405042493"/>
       <w:bookmarkEnd w:id="70"/>
       <w:r>
         <w:rPr>
@@ -7493,7 +7493,7 @@
         <w:pStyle w:val="Heading2"/>
         <w:rPr/>
       </w:pPr>
-      <w:bookmarkStart w:id="71" w:name="__RefHeading___Toc100687_3949650649"/>
+      <w:bookmarkStart w:id="71" w:name="__RefHeading___Toc1249_1405042493"/>
       <w:bookmarkEnd w:id="71"/>
       <w:r>
         <w:rPr>
@@ -7534,7 +7534,7 @@
         <w:pStyle w:val="Heading2"/>
         <w:rPr/>
       </w:pPr>
-      <w:bookmarkStart w:id="72" w:name="__RefHeading___Toc100689_3949650649"/>
+      <w:bookmarkStart w:id="72" w:name="__RefHeading___Toc1251_1405042493"/>
       <w:bookmarkEnd w:id="72"/>
       <w:r>
         <w:rPr>
@@ -7599,7 +7599,7 @@
         <w:pStyle w:val="Heading2"/>
         <w:rPr/>
       </w:pPr>
-      <w:bookmarkStart w:id="73" w:name="__RefHeading___Toc100691_3949650649"/>
+      <w:bookmarkStart w:id="73" w:name="__RefHeading___Toc1253_1405042493"/>
       <w:bookmarkEnd w:id="73"/>
       <w:r>
         <w:rPr>
@@ -7643,7 +7643,7 @@
         <w:pStyle w:val="Heading1"/>
         <w:rPr/>
       </w:pPr>
-      <w:bookmarkStart w:id="74" w:name="__RefHeading___Toc100693_3949650649"/>
+      <w:bookmarkStart w:id="74" w:name="__RefHeading___Toc1255_1405042493"/>
       <w:bookmarkEnd w:id="74"/>
       <w:r>
         <w:rPr>
@@ -8861,7 +8861,7 @@
       <w:r>
         <w:br w:type="page"/>
       </w:r>
-      <w:bookmarkStart w:id="75" w:name="__RefHeading___Toc100695_3949650649"/>
+      <w:bookmarkStart w:id="75" w:name="__RefHeading___Toc1257_1405042493"/>
       <w:bookmarkStart w:id="76" w:name="_Toc233203395"/>
       <w:bookmarkEnd w:id="75"/>
       <w:r>
